--- a/rapports/2026-06-06/EQ13/EQ13_enq3_v2/DR_041201030002/76-95-29-99.docx
+++ b/rapports/2026-06-06/EQ13/EQ13_enq3_v2/DR_041201030002/76-95-29-99.docx
@@ -297,7 +297,7 @@
           <w:color w:val="1F6FEB"/>
           <w:sz w:val="22"/>
         </w:rPr>
-        <w:t>⚠ INCOHÉRENCES À CORRIGER (99)</w:t>
+        <w:t>⚠ INCOHÉRENCES À CORRIGER (93)</w:t>
       </w:r>
     </w:p>
     <w:tbl>
@@ -575,7 +575,7 @@
                 <w:i w:val="0"/>
                 <w:sz w:val="17"/>
               </w:rPr>
-              <w:t>Incohérence!!! seulement les écoles privées paient les frais de scolarité (y compris les frais d'inscription).</w:t>
+              <w:t>Incohérent!! Le niveau d'instruction déclaré par l'un des enfants (Primaire) au niveau de la section 1 de aida ball diffère de celui donné par aida ball lui-même qui affirme ne pas avoir frequenté l'école formelle.</w:t>
             </w:r>
           </w:p>
         </w:tc>
@@ -665,7 +665,7 @@
                 <w:i w:val="0"/>
                 <w:sz w:val="17"/>
               </w:rPr>
-              <w:t>Incohérent!! Le niveau d'instruction déclaré par l'un des enfants (Primaire) au niveau de la section 1 de aida ball diffère de celui donné par aida ball lui-même qui affirme ne pas avoir frequenté l'école formelle.</w:t>
+              <w:t>Incohérent!! Le niveau d'instruction déclaré par l'un des enfants (Primaire) au niveau de la section 1 de mor dia sambe diffère de celui donné par mor dia sambe lui-même qui affirme ne pas avoir frequenté l'école formelle.</w:t>
             </w:r>
           </w:p>
         </w:tc>
@@ -755,7 +755,7 @@
                 <w:i w:val="0"/>
                 <w:sz w:val="17"/>
               </w:rPr>
-              <w:t>Incohérent!! Le niveau d'instruction déclaré par l'un des enfants (Primaire) au niveau de la section 1 de mor dia sambe diffère de celui donné par mor dia sambe lui-même qui affirme ne pas avoir frequenté l'école formelle.</w:t>
+              <w:t>Incohérent!! Le niveau d'instruction déclaré par l'un des enfants (Secondaire 1er cycle) au niveau de la section 1 de Maodo sambe diffère de celui donné par Maodo sambe lui-même qui affirme ne pas avoir frequenté l'école formelle.</w:t>
             </w:r>
           </w:p>
         </w:tc>
@@ -788,6 +788,816 @@
                 <w:i w:val="0"/>
                 <w:sz w:val="16"/>
               </w:rPr>
+              <w:t>S04</w:t>
+              <w:br/>
+            </w:r>
+            <w:r>
+              <w:rPr>
+                <w:b w:val="0"/>
+                <w:i w:val="0"/>
+                <w:color w:val="64748B"/>
+                <w:sz w:val="14"/>
+              </w:rPr>
+              <w:t>Emploi</w:t>
+            </w:r>
+          </w:p>
+        </w:tc>
+        <w:tc>
+          <w:tcPr>
+            <w:tcW w:type="dxa" w:w="1531"/>
+          </w:tcPr>
+          <w:p>
+            <w:r>
+              <w:rPr>
+                <w:b/>
+                <w:i w:val="0"/>
+                <w:color w:val="16A34A"/>
+                <w:sz w:val="16"/>
+              </w:rPr>
+              <w:t>s01q00_0, s00q04, s03q38, s04q21, s04q51, s04q51_unite, s04q44, s04q65</w:t>
+            </w:r>
+          </w:p>
+        </w:tc>
+        <w:tc>
+          <w:tcPr>
+            <w:tcW w:type="dxa" w:w="1191"/>
+          </w:tcPr>
+          <w:p>
+            <w:r>
+              <w:rPr>
+                <w:b w:val="0"/>
+                <w:i w:val="0"/>
+                <w:color w:val="64748B"/>
+                <w:sz w:val="16"/>
+              </w:rPr>
+              <w:t>GT-CQ</w:t>
+            </w:r>
+          </w:p>
+        </w:tc>
+        <w:tc>
+          <w:tcPr>
+            <w:tcW w:type="dxa" w:w="4706"/>
+          </w:tcPr>
+          <w:p>
+            <w:r>
+              <w:rPr>
+                <w:b w:val="0"/>
+                <w:i w:val="0"/>
+                <w:sz w:val="17"/>
+              </w:rPr>
+              <w:t>Incoherence!!! mbaye sambe a travaillé plus de 20h par jours pour ses emplois (pricinpal et secondaire), prière de corriger.</w:t>
+            </w:r>
+          </w:p>
+        </w:tc>
+      </w:tr>
+      <w:tr>
+        <w:tc>
+          <w:tcPr>
+            <w:tcW w:type="dxa" w:w="964"/>
+          </w:tcPr>
+          <w:p>
+            <w:r>
+              <w:rPr>
+                <w:b/>
+                <w:i w:val="0"/>
+                <w:color w:val="DC2626"/>
+                <w:sz w:val="16"/>
+              </w:rPr>
+              <w:t>Haute</w:t>
+            </w:r>
+          </w:p>
+        </w:tc>
+        <w:tc>
+          <w:tcPr>
+            <w:tcW w:type="dxa" w:w="1247"/>
+          </w:tcPr>
+          <w:p>
+            <w:r>
+              <w:rPr>
+                <w:b/>
+                <w:i w:val="0"/>
+                <w:sz w:val="16"/>
+              </w:rPr>
+              <w:t>S20</w:t>
+              <w:br/>
+            </w:r>
+            <w:r>
+              <w:rPr>
+                <w:b w:val="0"/>
+                <w:i w:val="0"/>
+                <w:color w:val="64748B"/>
+                <w:sz w:val="14"/>
+              </w:rPr>
+              <w:t>Gouvernance / autres</w:t>
+            </w:r>
+          </w:p>
+        </w:tc>
+        <w:tc>
+          <w:tcPr>
+            <w:tcW w:type="dxa" w:w="1531"/>
+          </w:tcPr>
+          <w:p>
+            <w:r>
+              <w:rPr>
+                <w:b/>
+                <w:i w:val="0"/>
+                <w:color w:val="16A34A"/>
+                <w:sz w:val="16"/>
+              </w:rPr>
+              <w:t>—</w:t>
+            </w:r>
+          </w:p>
+        </w:tc>
+        <w:tc>
+          <w:tcPr>
+            <w:tcW w:type="dxa" w:w="1191"/>
+          </w:tcPr>
+          <w:p>
+            <w:r>
+              <w:rPr>
+                <w:b w:val="0"/>
+                <w:i w:val="0"/>
+                <w:color w:val="64748B"/>
+                <w:sz w:val="16"/>
+              </w:rPr>
+              <w:t>GT-CQ</w:t>
+            </w:r>
+          </w:p>
+        </w:tc>
+        <w:tc>
+          <w:tcPr>
+            <w:tcW w:type="dxa" w:w="4706"/>
+          </w:tcPr>
+          <w:p>
+            <w:r>
+              <w:rPr>
+                <w:b w:val="0"/>
+                <w:i w:val="0"/>
+                <w:sz w:val="17"/>
+              </w:rPr>
+              <w:t>Incohérence détectée ! Le ménage a précédemment déclaré vivre « Bien » ou « Assez bien » selon son revenu en 20A.02.</w:t>
+            </w:r>
+          </w:p>
+        </w:tc>
+      </w:tr>
+      <w:tr>
+        <w:tc>
+          <w:tcPr>
+            <w:tcW w:type="dxa" w:w="964"/>
+          </w:tcPr>
+          <w:p>
+            <w:r>
+              <w:rPr>
+                <w:b/>
+                <w:i w:val="0"/>
+                <w:color w:val="EA580C"/>
+                <w:sz w:val="16"/>
+              </w:rPr>
+              <w:t>Moyenne</w:t>
+            </w:r>
+          </w:p>
+        </w:tc>
+        <w:tc>
+          <w:tcPr>
+            <w:tcW w:type="dxa" w:w="1247"/>
+          </w:tcPr>
+          <w:p>
+            <w:r>
+              <w:rPr>
+                <w:b/>
+                <w:i w:val="0"/>
+                <w:sz w:val="16"/>
+              </w:rPr>
+              <w:t>S00</w:t>
+              <w:br/>
+            </w:r>
+            <w:r>
+              <w:rPr>
+                <w:b w:val="0"/>
+                <w:i w:val="0"/>
+                <w:color w:val="64748B"/>
+                <w:sz w:val="14"/>
+              </w:rPr>
+              <w:t>Identification</w:t>
+            </w:r>
+          </w:p>
+        </w:tc>
+        <w:tc>
+          <w:tcPr>
+            <w:tcW w:type="dxa" w:w="1531"/>
+          </w:tcPr>
+          <w:p>
+            <w:r>
+              <w:rPr>
+                <w:b/>
+                <w:i w:val="0"/>
+                <w:color w:val="16A34A"/>
+                <w:sz w:val="16"/>
+              </w:rPr>
+              <w:t>s00q27</w:t>
+            </w:r>
+          </w:p>
+        </w:tc>
+        <w:tc>
+          <w:tcPr>
+            <w:tcW w:type="dxa" w:w="1191"/>
+          </w:tcPr>
+          <w:p>
+            <w:r>
+              <w:rPr>
+                <w:b w:val="0"/>
+                <w:i w:val="0"/>
+                <w:color w:val="64748B"/>
+                <w:sz w:val="16"/>
+              </w:rPr>
+              <w:t>GT-CQ</w:t>
+            </w:r>
+          </w:p>
+        </w:tc>
+        <w:tc>
+          <w:tcPr>
+            <w:tcW w:type="dxa" w:w="4706"/>
+          </w:tcPr>
+          <w:p>
+            <w:r>
+              <w:rPr>
+                <w:b w:val="0"/>
+                <w:i w:val="0"/>
+                <w:sz w:val="17"/>
+              </w:rPr>
+              <w:t>Le questionnaire semble ne pas être complètement fini mais le questionnaire est en statut complet, prière de compléter le questionnaire.</w:t>
+            </w:r>
+          </w:p>
+        </w:tc>
+      </w:tr>
+      <w:tr>
+        <w:tc>
+          <w:tcPr>
+            <w:tcW w:type="dxa" w:w="964"/>
+          </w:tcPr>
+          <w:p>
+            <w:r>
+              <w:rPr>
+                <w:b/>
+                <w:i w:val="0"/>
+                <w:color w:val="EA580C"/>
+                <w:sz w:val="16"/>
+              </w:rPr>
+              <w:t>Moyenne</w:t>
+            </w:r>
+          </w:p>
+        </w:tc>
+        <w:tc>
+          <w:tcPr>
+            <w:tcW w:type="dxa" w:w="1247"/>
+          </w:tcPr>
+          <w:p>
+            <w:r>
+              <w:rPr>
+                <w:b/>
+                <w:i w:val="0"/>
+                <w:sz w:val="16"/>
+              </w:rPr>
+              <w:t>S00</w:t>
+              <w:br/>
+            </w:r>
+            <w:r>
+              <w:rPr>
+                <w:b w:val="0"/>
+                <w:i w:val="0"/>
+                <w:color w:val="64748B"/>
+                <w:sz w:val="14"/>
+              </w:rPr>
+              <w:t>Identification</w:t>
+            </w:r>
+          </w:p>
+        </w:tc>
+        <w:tc>
+          <w:tcPr>
+            <w:tcW w:type="dxa" w:w="1531"/>
+          </w:tcPr>
+          <w:p>
+            <w:r>
+              <w:rPr>
+                <w:b/>
+                <w:i w:val="0"/>
+                <w:color w:val="16A34A"/>
+                <w:sz w:val="16"/>
+              </w:rPr>
+              <w:t>—</w:t>
+            </w:r>
+          </w:p>
+        </w:tc>
+        <w:tc>
+          <w:tcPr>
+            <w:tcW w:type="dxa" w:w="1191"/>
+          </w:tcPr>
+          <w:p>
+            <w:r>
+              <w:rPr>
+                <w:b w:val="0"/>
+                <w:i w:val="0"/>
+                <w:color w:val="64748B"/>
+                <w:sz w:val="16"/>
+              </w:rPr>
+              <w:t>GT-CQ</w:t>
+            </w:r>
+          </w:p>
+        </w:tc>
+        <w:tc>
+          <w:tcPr>
+            <w:tcW w:type="dxa" w:w="4706"/>
+          </w:tcPr>
+          <w:p>
+            <w:r>
+              <w:rPr>
+                <w:b w:val="0"/>
+                <w:i w:val="0"/>
+                <w:sz w:val="17"/>
+              </w:rPr>
+              <w:t>L'adresse ou la localisation du ménage doit être bien renseignée, ne doit pas contenir des numéros de téléphone et elle semble courte pour être une adresse.</w:t>
+            </w:r>
+          </w:p>
+        </w:tc>
+      </w:tr>
+      <w:tr>
+        <w:tc>
+          <w:tcPr>
+            <w:tcW w:type="dxa" w:w="964"/>
+          </w:tcPr>
+          <w:p>
+            <w:r>
+              <w:rPr>
+                <w:b/>
+                <w:i w:val="0"/>
+                <w:color w:val="EA580C"/>
+                <w:sz w:val="16"/>
+              </w:rPr>
+              <w:t>Moyenne</w:t>
+            </w:r>
+          </w:p>
+        </w:tc>
+        <w:tc>
+          <w:tcPr>
+            <w:tcW w:type="dxa" w:w="1247"/>
+          </w:tcPr>
+          <w:p>
+            <w:r>
+              <w:rPr>
+                <w:b/>
+                <w:i w:val="0"/>
+                <w:sz w:val="16"/>
+              </w:rPr>
+              <w:t>S00</w:t>
+              <w:br/>
+            </w:r>
+            <w:r>
+              <w:rPr>
+                <w:b w:val="0"/>
+                <w:i w:val="0"/>
+                <w:color w:val="64748B"/>
+                <w:sz w:val="14"/>
+              </w:rPr>
+              <w:t>Identification</w:t>
+            </w:r>
+          </w:p>
+        </w:tc>
+        <w:tc>
+          <w:tcPr>
+            <w:tcW w:type="dxa" w:w="1531"/>
+          </w:tcPr>
+          <w:p>
+            <w:r>
+              <w:rPr>
+                <w:b/>
+                <w:i w:val="0"/>
+                <w:color w:val="16A34A"/>
+                <w:sz w:val="16"/>
+              </w:rPr>
+              <w:t>—</w:t>
+            </w:r>
+          </w:p>
+        </w:tc>
+        <w:tc>
+          <w:tcPr>
+            <w:tcW w:type="dxa" w:w="1191"/>
+          </w:tcPr>
+          <w:p>
+            <w:r>
+              <w:rPr>
+                <w:b w:val="0"/>
+                <w:i w:val="0"/>
+                <w:color w:val="64748B"/>
+                <w:sz w:val="16"/>
+              </w:rPr>
+              <w:t>GT-CQ</w:t>
+            </w:r>
+          </w:p>
+        </w:tc>
+        <w:tc>
+          <w:tcPr>
+            <w:tcW w:type="dxa" w:w="4706"/>
+          </w:tcPr>
+          <w:p>
+            <w:r>
+              <w:rPr>
+                <w:b w:val="0"/>
+                <w:i w:val="0"/>
+                <w:sz w:val="17"/>
+              </w:rPr>
+              <w:t>Prière de renseigner la bonne adresse.</w:t>
+            </w:r>
+          </w:p>
+        </w:tc>
+      </w:tr>
+      <w:tr>
+        <w:tc>
+          <w:tcPr>
+            <w:tcW w:type="dxa" w:w="964"/>
+          </w:tcPr>
+          <w:p>
+            <w:r>
+              <w:rPr>
+                <w:b/>
+                <w:i w:val="0"/>
+                <w:color w:val="EA580C"/>
+                <w:sz w:val="16"/>
+              </w:rPr>
+              <w:t>Moyenne</w:t>
+            </w:r>
+          </w:p>
+        </w:tc>
+        <w:tc>
+          <w:tcPr>
+            <w:tcW w:type="dxa" w:w="1247"/>
+          </w:tcPr>
+          <w:p>
+            <w:r>
+              <w:rPr>
+                <w:b/>
+                <w:i w:val="0"/>
+                <w:sz w:val="16"/>
+              </w:rPr>
+              <w:t>S01</w:t>
+              <w:br/>
+            </w:r>
+            <w:r>
+              <w:rPr>
+                <w:b w:val="0"/>
+                <w:i w:val="0"/>
+                <w:color w:val="64748B"/>
+                <w:sz w:val="14"/>
+              </w:rPr>
+              <w:t>Démographie</w:t>
+            </w:r>
+          </w:p>
+        </w:tc>
+        <w:tc>
+          <w:tcPr>
+            <w:tcW w:type="dxa" w:w="1531"/>
+          </w:tcPr>
+          <w:p>
+            <w:r>
+              <w:rPr>
+                <w:b/>
+                <w:i w:val="0"/>
+                <w:color w:val="16A34A"/>
+                <w:sz w:val="16"/>
+              </w:rPr>
+              <w:t>—</w:t>
+            </w:r>
+          </w:p>
+        </w:tc>
+        <w:tc>
+          <w:tcPr>
+            <w:tcW w:type="dxa" w:w="1191"/>
+          </w:tcPr>
+          <w:p>
+            <w:r>
+              <w:rPr>
+                <w:b w:val="0"/>
+                <w:i w:val="0"/>
+                <w:color w:val="64748B"/>
+                <w:sz w:val="16"/>
+              </w:rPr>
+              <w:t>GT-CQ</w:t>
+            </w:r>
+          </w:p>
+        </w:tc>
+        <w:tc>
+          <w:tcPr>
+            <w:tcW w:type="dxa" w:w="4706"/>
+          </w:tcPr>
+          <w:p>
+            <w:r>
+              <w:rPr>
+                <w:b w:val="0"/>
+                <w:i w:val="0"/>
+                <w:sz w:val="17"/>
+              </w:rPr>
+              <w:t>Prière de verifier l'information donnée par Mouhamed sambe ou corriger au niveau de la section 1.</w:t>
+            </w:r>
+          </w:p>
+        </w:tc>
+      </w:tr>
+      <w:tr>
+        <w:tc>
+          <w:tcPr>
+            <w:tcW w:type="dxa" w:w="964"/>
+          </w:tcPr>
+          <w:p>
+            <w:r>
+              <w:rPr>
+                <w:b/>
+                <w:i w:val="0"/>
+                <w:color w:val="EA580C"/>
+                <w:sz w:val="16"/>
+              </w:rPr>
+              <w:t>Moyenne</w:t>
+            </w:r>
+          </w:p>
+        </w:tc>
+        <w:tc>
+          <w:tcPr>
+            <w:tcW w:type="dxa" w:w="1247"/>
+          </w:tcPr>
+          <w:p>
+            <w:r>
+              <w:rPr>
+                <w:b/>
+                <w:i w:val="0"/>
+                <w:sz w:val="16"/>
+              </w:rPr>
+              <w:t>S01</w:t>
+              <w:br/>
+            </w:r>
+            <w:r>
+              <w:rPr>
+                <w:b w:val="0"/>
+                <w:i w:val="0"/>
+                <w:color w:val="64748B"/>
+                <w:sz w:val="14"/>
+              </w:rPr>
+              <w:t>Démographie</w:t>
+            </w:r>
+          </w:p>
+        </w:tc>
+        <w:tc>
+          <w:tcPr>
+            <w:tcW w:type="dxa" w:w="1531"/>
+          </w:tcPr>
+          <w:p>
+            <w:r>
+              <w:rPr>
+                <w:b/>
+                <w:i w:val="0"/>
+                <w:color w:val="16A34A"/>
+                <w:sz w:val="16"/>
+              </w:rPr>
+              <w:t>s01q23, s01q00b, s01q23_autre</w:t>
+            </w:r>
+          </w:p>
+        </w:tc>
+        <w:tc>
+          <w:tcPr>
+            <w:tcW w:type="dxa" w:w="1191"/>
+          </w:tcPr>
+          <w:p>
+            <w:r>
+              <w:rPr>
+                <w:b w:val="0"/>
+                <w:i w:val="0"/>
+                <w:color w:val="64748B"/>
+                <w:sz w:val="16"/>
+              </w:rPr>
+              <w:t>GT-CQ</w:t>
+            </w:r>
+          </w:p>
+        </w:tc>
+        <w:tc>
+          <w:tcPr>
+            <w:tcW w:type="dxa" w:w="4706"/>
+          </w:tcPr>
+          <w:p>
+            <w:r>
+              <w:rPr>
+                <w:b w:val="0"/>
+                <w:i w:val="0"/>
+                <w:sz w:val="17"/>
+              </w:rPr>
+              <w:t>L'utilisations de l'internet  de mbaye sambe est paiement de facture et semble exister dans les modalités, prière de prendre attache avec le QG pour plus d'explication afin de la classer bien.</w:t>
+            </w:r>
+          </w:p>
+        </w:tc>
+      </w:tr>
+      <w:tr>
+        <w:tc>
+          <w:tcPr>
+            <w:tcW w:type="dxa" w:w="964"/>
+          </w:tcPr>
+          <w:p>
+            <w:r>
+              <w:rPr>
+                <w:b/>
+                <w:i w:val="0"/>
+                <w:color w:val="EA580C"/>
+                <w:sz w:val="16"/>
+              </w:rPr>
+              <w:t>Moyenne</w:t>
+            </w:r>
+          </w:p>
+        </w:tc>
+        <w:tc>
+          <w:tcPr>
+            <w:tcW w:type="dxa" w:w="1247"/>
+          </w:tcPr>
+          <w:p>
+            <w:r>
+              <w:rPr>
+                <w:b/>
+                <w:i w:val="0"/>
+                <w:sz w:val="16"/>
+              </w:rPr>
+              <w:t>S01</w:t>
+              <w:br/>
+            </w:r>
+            <w:r>
+              <w:rPr>
+                <w:b w:val="0"/>
+                <w:i w:val="0"/>
+                <w:color w:val="64748B"/>
+                <w:sz w:val="14"/>
+              </w:rPr>
+              <w:t>Démographie</w:t>
+            </w:r>
+          </w:p>
+        </w:tc>
+        <w:tc>
+          <w:tcPr>
+            <w:tcW w:type="dxa" w:w="1531"/>
+          </w:tcPr>
+          <w:p>
+            <w:r>
+              <w:rPr>
+                <w:b/>
+                <w:i w:val="0"/>
+                <w:color w:val="16A34A"/>
+                <w:sz w:val="16"/>
+              </w:rPr>
+              <w:t>s01q23, s01q00b, s01q23_autre</w:t>
+            </w:r>
+          </w:p>
+        </w:tc>
+        <w:tc>
+          <w:tcPr>
+            <w:tcW w:type="dxa" w:w="1191"/>
+          </w:tcPr>
+          <w:p>
+            <w:r>
+              <w:rPr>
+                <w:b w:val="0"/>
+                <w:i w:val="0"/>
+                <w:color w:val="64748B"/>
+                <w:sz w:val="16"/>
+              </w:rPr>
+              <w:t>GT-CQ</w:t>
+            </w:r>
+          </w:p>
+        </w:tc>
+        <w:tc>
+          <w:tcPr>
+            <w:tcW w:type="dxa" w:w="4706"/>
+          </w:tcPr>
+          <w:p>
+            <w:r>
+              <w:rPr>
+                <w:b w:val="0"/>
+                <w:i w:val="0"/>
+                <w:sz w:val="17"/>
+              </w:rPr>
+              <w:t>L'utilisations de l'internet  de mor dia sambe est paiement de facture et semble exister dans les modalités, prière de prendre attache avec le QG pour plus d'explication afin de la classer bien.</w:t>
+            </w:r>
+          </w:p>
+        </w:tc>
+      </w:tr>
+      <w:tr>
+        <w:tc>
+          <w:tcPr>
+            <w:tcW w:type="dxa" w:w="964"/>
+          </w:tcPr>
+          <w:p>
+            <w:r>
+              <w:rPr>
+                <w:b/>
+                <w:i w:val="0"/>
+                <w:color w:val="EA580C"/>
+                <w:sz w:val="16"/>
+              </w:rPr>
+              <w:t>Moyenne</w:t>
+            </w:r>
+          </w:p>
+        </w:tc>
+        <w:tc>
+          <w:tcPr>
+            <w:tcW w:type="dxa" w:w="1247"/>
+          </w:tcPr>
+          <w:p>
+            <w:r>
+              <w:rPr>
+                <w:b/>
+                <w:i w:val="0"/>
+                <w:sz w:val="16"/>
+              </w:rPr>
+              <w:t>S01</w:t>
+              <w:br/>
+            </w:r>
+            <w:r>
+              <w:rPr>
+                <w:b w:val="0"/>
+                <w:i w:val="0"/>
+                <w:color w:val="64748B"/>
+                <w:sz w:val="14"/>
+              </w:rPr>
+              <w:t>Démographie</w:t>
+            </w:r>
+          </w:p>
+        </w:tc>
+        <w:tc>
+          <w:tcPr>
+            <w:tcW w:type="dxa" w:w="1531"/>
+          </w:tcPr>
+          <w:p>
+            <w:r>
+              <w:rPr>
+                <w:b/>
+                <w:i w:val="0"/>
+                <w:color w:val="16A34A"/>
+                <w:sz w:val="16"/>
+              </w:rPr>
+              <w:t>s01q10_1</w:t>
+            </w:r>
+          </w:p>
+        </w:tc>
+        <w:tc>
+          <w:tcPr>
+            <w:tcW w:type="dxa" w:w="1191"/>
+          </w:tcPr>
+          <w:p>
+            <w:r>
+              <w:rPr>
+                <w:b w:val="0"/>
+                <w:i w:val="0"/>
+                <w:color w:val="64748B"/>
+                <w:sz w:val="16"/>
+              </w:rPr>
+              <w:t>GT-CQ</w:t>
+            </w:r>
+          </w:p>
+        </w:tc>
+        <w:tc>
+          <w:tcPr>
+            <w:tcW w:type="dxa" w:w="4706"/>
+          </w:tcPr>
+          <w:p>
+            <w:r>
+              <w:rPr>
+                <w:b w:val="0"/>
+                <w:i w:val="0"/>
+                <w:sz w:val="17"/>
+              </w:rPr>
+              <w:t>La taille du ménage lors de l'enquête principale (10) de ce ménage est inférieur à la taille du denombrement (11), prière de fournir des explications concrètes ou aller revisiter le ménage.</w:t>
+            </w:r>
+          </w:p>
+        </w:tc>
+      </w:tr>
+      <w:tr>
+        <w:tc>
+          <w:tcPr>
+            <w:tcW w:type="dxa" w:w="964"/>
+          </w:tcPr>
+          <w:p>
+            <w:r>
+              <w:rPr>
+                <w:b/>
+                <w:i w:val="0"/>
+                <w:color w:val="EA580C"/>
+                <w:sz w:val="16"/>
+              </w:rPr>
+              <w:t>Moyenne</w:t>
+            </w:r>
+          </w:p>
+        </w:tc>
+        <w:tc>
+          <w:tcPr>
+            <w:tcW w:type="dxa" w:w="1247"/>
+          </w:tcPr>
+          <w:p>
+            <w:r>
+              <w:rPr>
+                <w:b/>
+                <w:i w:val="0"/>
+                <w:sz w:val="16"/>
+              </w:rPr>
               <w:t>S02</w:t>
               <w:br/>
             </w:r>
@@ -845,7 +1655,7 @@
                 <w:i w:val="0"/>
                 <w:sz w:val="17"/>
               </w:rPr>
-              <w:t>Incohérent!! Le niveau d'instruction déclaré par l'un des enfants (Supérieur) au niveau de la section 1 de Maodo sambe diffère de celui donné par Maodo sambe lui-même qui affirme ne pas avoir frequenté l'école formelle.</w:t>
+              <w:t>Merci de bien vouloir changé 2.04 en OUI et renseigné toutes les autres informations qui concerne aida ball .</w:t>
             </w:r>
           </w:p>
         </w:tc>
@@ -860,10 +1670,1000 @@
               <w:rPr>
                 <w:b/>
                 <w:i w:val="0"/>
-                <w:color w:val="DC2626"/>
-                <w:sz w:val="16"/>
-              </w:rPr>
-              <w:t>Haute</w:t>
+                <w:color w:val="EA580C"/>
+                <w:sz w:val="16"/>
+              </w:rPr>
+              <w:t>Moyenne</w:t>
+            </w:r>
+          </w:p>
+        </w:tc>
+        <w:tc>
+          <w:tcPr>
+            <w:tcW w:type="dxa" w:w="1247"/>
+          </w:tcPr>
+          <w:p>
+            <w:r>
+              <w:rPr>
+                <w:b/>
+                <w:i w:val="0"/>
+                <w:sz w:val="16"/>
+              </w:rPr>
+              <w:t>S02</w:t>
+              <w:br/>
+            </w:r>
+            <w:r>
+              <w:rPr>
+                <w:b w:val="0"/>
+                <w:i w:val="0"/>
+                <w:color w:val="64748B"/>
+                <w:sz w:val="14"/>
+              </w:rPr>
+              <w:t>Éducation</w:t>
+            </w:r>
+          </w:p>
+        </w:tc>
+        <w:tc>
+          <w:tcPr>
+            <w:tcW w:type="dxa" w:w="1531"/>
+          </w:tcPr>
+          <w:p>
+            <w:r>
+              <w:rPr>
+                <w:b/>
+                <w:i w:val="0"/>
+                <w:color w:val="16A34A"/>
+                <w:sz w:val="16"/>
+              </w:rPr>
+              <w:t>—</w:t>
+            </w:r>
+          </w:p>
+        </w:tc>
+        <w:tc>
+          <w:tcPr>
+            <w:tcW w:type="dxa" w:w="1191"/>
+          </w:tcPr>
+          <w:p>
+            <w:r>
+              <w:rPr>
+                <w:b w:val="0"/>
+                <w:i w:val="0"/>
+                <w:color w:val="64748B"/>
+                <w:sz w:val="16"/>
+              </w:rPr>
+              <w:t>GT-CQ</w:t>
+            </w:r>
+          </w:p>
+        </w:tc>
+        <w:tc>
+          <w:tcPr>
+            <w:tcW w:type="dxa" w:w="4706"/>
+          </w:tcPr>
+          <w:p>
+            <w:r>
+              <w:rPr>
+                <w:b w:val="0"/>
+                <w:i w:val="0"/>
+                <w:sz w:val="17"/>
+              </w:rPr>
+              <w:t>Merci de bien vouloir changé 2.04 en OUI et renseigné toutes les autres informations qui concerne mor dia sambe .</w:t>
+            </w:r>
+          </w:p>
+        </w:tc>
+      </w:tr>
+      <w:tr>
+        <w:tc>
+          <w:tcPr>
+            <w:tcW w:type="dxa" w:w="964"/>
+          </w:tcPr>
+          <w:p>
+            <w:r>
+              <w:rPr>
+                <w:b/>
+                <w:i w:val="0"/>
+                <w:color w:val="EA580C"/>
+                <w:sz w:val="16"/>
+              </w:rPr>
+              <w:t>Moyenne</w:t>
+            </w:r>
+          </w:p>
+        </w:tc>
+        <w:tc>
+          <w:tcPr>
+            <w:tcW w:type="dxa" w:w="1247"/>
+          </w:tcPr>
+          <w:p>
+            <w:r>
+              <w:rPr>
+                <w:b/>
+                <w:i w:val="0"/>
+                <w:sz w:val="16"/>
+              </w:rPr>
+              <w:t>S02</w:t>
+              <w:br/>
+            </w:r>
+            <w:r>
+              <w:rPr>
+                <w:b w:val="0"/>
+                <w:i w:val="0"/>
+                <w:color w:val="64748B"/>
+                <w:sz w:val="14"/>
+              </w:rPr>
+              <w:t>Éducation</w:t>
+            </w:r>
+          </w:p>
+        </w:tc>
+        <w:tc>
+          <w:tcPr>
+            <w:tcW w:type="dxa" w:w="1531"/>
+          </w:tcPr>
+          <w:p>
+            <w:r>
+              <w:rPr>
+                <w:b/>
+                <w:i w:val="0"/>
+                <w:color w:val="16A34A"/>
+                <w:sz w:val="16"/>
+              </w:rPr>
+              <w:t>—</w:t>
+            </w:r>
+          </w:p>
+        </w:tc>
+        <w:tc>
+          <w:tcPr>
+            <w:tcW w:type="dxa" w:w="1191"/>
+          </w:tcPr>
+          <w:p>
+            <w:r>
+              <w:rPr>
+                <w:b w:val="0"/>
+                <w:i w:val="0"/>
+                <w:color w:val="64748B"/>
+                <w:sz w:val="16"/>
+              </w:rPr>
+              <w:t>GT-CQ</w:t>
+            </w:r>
+          </w:p>
+        </w:tc>
+        <w:tc>
+          <w:tcPr>
+            <w:tcW w:type="dxa" w:w="4706"/>
+          </w:tcPr>
+          <w:p>
+            <w:r>
+              <w:rPr>
+                <w:b w:val="0"/>
+                <w:i w:val="0"/>
+                <w:sz w:val="17"/>
+              </w:rPr>
+              <w:t>Merci de bien vouloir changé 2.04 en OUI et renseigné toutes les autres informations qui concerne Maodo sambe .</w:t>
+            </w:r>
+          </w:p>
+        </w:tc>
+      </w:tr>
+      <w:tr>
+        <w:tc>
+          <w:tcPr>
+            <w:tcW w:type="dxa" w:w="964"/>
+          </w:tcPr>
+          <w:p>
+            <w:r>
+              <w:rPr>
+                <w:b/>
+                <w:i w:val="0"/>
+                <w:color w:val="EA580C"/>
+                <w:sz w:val="16"/>
+              </w:rPr>
+              <w:t>Moyenne</w:t>
+            </w:r>
+          </w:p>
+        </w:tc>
+        <w:tc>
+          <w:tcPr>
+            <w:tcW w:type="dxa" w:w="1247"/>
+          </w:tcPr>
+          <w:p>
+            <w:r>
+              <w:rPr>
+                <w:b/>
+                <w:i w:val="0"/>
+                <w:sz w:val="16"/>
+              </w:rPr>
+              <w:t>S02</w:t>
+              <w:br/>
+            </w:r>
+            <w:r>
+              <w:rPr>
+                <w:b w:val="0"/>
+                <w:i w:val="0"/>
+                <w:color w:val="64748B"/>
+                <w:sz w:val="14"/>
+              </w:rPr>
+              <w:t>Éducation</w:t>
+            </w:r>
+          </w:p>
+        </w:tc>
+        <w:tc>
+          <w:tcPr>
+            <w:tcW w:type="dxa" w:w="1531"/>
+          </w:tcPr>
+          <w:p>
+            <w:r>
+              <w:rPr>
+                <w:b/>
+                <w:i w:val="0"/>
+                <w:color w:val="16A34A"/>
+                <w:sz w:val="16"/>
+              </w:rPr>
+              <w:t>s01q23, s01q00b, s01q23_autre</w:t>
+            </w:r>
+          </w:p>
+        </w:tc>
+        <w:tc>
+          <w:tcPr>
+            <w:tcW w:type="dxa" w:w="1191"/>
+          </w:tcPr>
+          <w:p>
+            <w:r>
+              <w:rPr>
+                <w:b w:val="0"/>
+                <w:i w:val="0"/>
+                <w:color w:val="64748B"/>
+                <w:sz w:val="16"/>
+              </w:rPr>
+              <w:t>GT-CQ</w:t>
+            </w:r>
+          </w:p>
+        </w:tc>
+        <w:tc>
+          <w:tcPr>
+            <w:tcW w:type="dxa" w:w="4706"/>
+          </w:tcPr>
+          <w:p>
+            <w:r>
+              <w:rPr>
+                <w:b w:val="0"/>
+                <w:i w:val="0"/>
+                <w:sz w:val="17"/>
+              </w:rPr>
+              <w:t>Le domaine que seynabou gueye bénéficié de cette formation est coiffure et semble exister dans les modalités, prière de prendre attache avec le QG pour plus d'explication afin de la classer bien.</w:t>
+            </w:r>
+          </w:p>
+        </w:tc>
+      </w:tr>
+      <w:tr>
+        <w:tc>
+          <w:tcPr>
+            <w:tcW w:type="dxa" w:w="964"/>
+          </w:tcPr>
+          <w:p>
+            <w:r>
+              <w:rPr>
+                <w:b/>
+                <w:i w:val="0"/>
+                <w:color w:val="EA580C"/>
+                <w:sz w:val="16"/>
+              </w:rPr>
+              <w:t>Moyenne</w:t>
+            </w:r>
+          </w:p>
+        </w:tc>
+        <w:tc>
+          <w:tcPr>
+            <w:tcW w:type="dxa" w:w="1247"/>
+          </w:tcPr>
+          <w:p>
+            <w:r>
+              <w:rPr>
+                <w:b/>
+                <w:i w:val="0"/>
+                <w:sz w:val="16"/>
+              </w:rPr>
+              <w:t>S02</w:t>
+              <w:br/>
+            </w:r>
+            <w:r>
+              <w:rPr>
+                <w:b w:val="0"/>
+                <w:i w:val="0"/>
+                <w:color w:val="64748B"/>
+                <w:sz w:val="14"/>
+              </w:rPr>
+              <w:t>Éducation</w:t>
+            </w:r>
+          </w:p>
+        </w:tc>
+        <w:tc>
+          <w:tcPr>
+            <w:tcW w:type="dxa" w:w="1531"/>
+          </w:tcPr>
+          <w:p>
+            <w:r>
+              <w:rPr>
+                <w:b/>
+                <w:i w:val="0"/>
+                <w:color w:val="16A34A"/>
+                <w:sz w:val="16"/>
+              </w:rPr>
+              <w:t>s01q47__7, s02q24, s01q00b, s02q17_2, s02q15_2</w:t>
+            </w:r>
+          </w:p>
+        </w:tc>
+        <w:tc>
+          <w:tcPr>
+            <w:tcW w:type="dxa" w:w="1191"/>
+          </w:tcPr>
+          <w:p>
+            <w:r>
+              <w:rPr>
+                <w:b w:val="0"/>
+                <w:i w:val="0"/>
+                <w:color w:val="64748B"/>
+                <w:sz w:val="16"/>
+              </w:rPr>
+              <w:t>GT-CQ</w:t>
+            </w:r>
+          </w:p>
+        </w:tc>
+        <w:tc>
+          <w:tcPr>
+            <w:tcW w:type="dxa" w:w="4706"/>
+          </w:tcPr>
+          <w:p>
+            <w:r>
+              <w:rPr>
+                <w:b w:val="0"/>
+                <w:i w:val="0"/>
+                <w:sz w:val="17"/>
+              </w:rPr>
+              <w:t>Le montant des frais pour les cahiers et autres matériels scolaires pour l'année scolaire de Abdou gaye qui fréquente 2ème année de Primaire  est de 0 FCFA, Abdou gaye a fait comment pour payer ces cahiers et autres matériels scolaires (SAC, stylo, craie, ardoise, crayon...) ? prière de corriger.</w:t>
+            </w:r>
+          </w:p>
+        </w:tc>
+      </w:tr>
+      <w:tr>
+        <w:tc>
+          <w:tcPr>
+            <w:tcW w:type="dxa" w:w="964"/>
+          </w:tcPr>
+          <w:p>
+            <w:r>
+              <w:rPr>
+                <w:b/>
+                <w:i w:val="0"/>
+                <w:color w:val="EA580C"/>
+                <w:sz w:val="16"/>
+              </w:rPr>
+              <w:t>Moyenne</w:t>
+            </w:r>
+          </w:p>
+        </w:tc>
+        <w:tc>
+          <w:tcPr>
+            <w:tcW w:type="dxa" w:w="1247"/>
+          </w:tcPr>
+          <w:p>
+            <w:r>
+              <w:rPr>
+                <w:b/>
+                <w:i w:val="0"/>
+                <w:sz w:val="16"/>
+              </w:rPr>
+              <w:t>S02</w:t>
+              <w:br/>
+            </w:r>
+            <w:r>
+              <w:rPr>
+                <w:b w:val="0"/>
+                <w:i w:val="0"/>
+                <w:color w:val="64748B"/>
+                <w:sz w:val="14"/>
+              </w:rPr>
+              <w:t>Éducation</w:t>
+            </w:r>
+          </w:p>
+        </w:tc>
+        <w:tc>
+          <w:tcPr>
+            <w:tcW w:type="dxa" w:w="1531"/>
+          </w:tcPr>
+          <w:p>
+            <w:r>
+              <w:rPr>
+                <w:b/>
+                <w:i w:val="0"/>
+                <w:color w:val="16A34A"/>
+                <w:sz w:val="16"/>
+              </w:rPr>
+              <w:t>s01q63, s00q04, s02q25, s01q00b, s02q17_2, s02q15_2</w:t>
+            </w:r>
+          </w:p>
+        </w:tc>
+        <w:tc>
+          <w:tcPr>
+            <w:tcW w:type="dxa" w:w="1191"/>
+          </w:tcPr>
+          <w:p>
+            <w:r>
+              <w:rPr>
+                <w:b w:val="0"/>
+                <w:i w:val="0"/>
+                <w:color w:val="64748B"/>
+                <w:sz w:val="16"/>
+              </w:rPr>
+              <w:t>GT-CQ</w:t>
+            </w:r>
+          </w:p>
+        </w:tc>
+        <w:tc>
+          <w:tcPr>
+            <w:tcW w:type="dxa" w:w="4706"/>
+          </w:tcPr>
+          <w:p>
+            <w:r>
+              <w:rPr>
+                <w:b w:val="0"/>
+                <w:i w:val="0"/>
+                <w:sz w:val="17"/>
+              </w:rPr>
+              <w:t>Dans les milieux urbains c'est peu probable de voir une école dont les élèves ou étudiants ne dépensent pas en frais d'uniformes, prière de verifier pour Abdou gaye qui fréquente 2ème année de Primaire et corriger ou confirmer avec le QG.</w:t>
+            </w:r>
+          </w:p>
+        </w:tc>
+      </w:tr>
+      <w:tr>
+        <w:tc>
+          <w:tcPr>
+            <w:tcW w:type="dxa" w:w="964"/>
+          </w:tcPr>
+          <w:p>
+            <w:r>
+              <w:rPr>
+                <w:b/>
+                <w:i w:val="0"/>
+                <w:color w:val="EA580C"/>
+                <w:sz w:val="16"/>
+              </w:rPr>
+              <w:t>Moyenne</w:t>
+            </w:r>
+          </w:p>
+        </w:tc>
+        <w:tc>
+          <w:tcPr>
+            <w:tcW w:type="dxa" w:w="1247"/>
+          </w:tcPr>
+          <w:p>
+            <w:r>
+              <w:rPr>
+                <w:b/>
+                <w:i w:val="0"/>
+                <w:sz w:val="16"/>
+              </w:rPr>
+              <w:t>S02</w:t>
+              <w:br/>
+            </w:r>
+            <w:r>
+              <w:rPr>
+                <w:b w:val="0"/>
+                <w:i w:val="0"/>
+                <w:color w:val="64748B"/>
+                <w:sz w:val="14"/>
+              </w:rPr>
+              <w:t>Éducation</w:t>
+            </w:r>
+          </w:p>
+        </w:tc>
+        <w:tc>
+          <w:tcPr>
+            <w:tcW w:type="dxa" w:w="1531"/>
+          </w:tcPr>
+          <w:p>
+            <w:r>
+              <w:rPr>
+                <w:b/>
+                <w:i w:val="0"/>
+                <w:color w:val="16A34A"/>
+                <w:sz w:val="16"/>
+              </w:rPr>
+              <w:t>s01q47__7, s02q24, s01q00b, s02q17_2, s02q15_2</w:t>
+            </w:r>
+          </w:p>
+        </w:tc>
+        <w:tc>
+          <w:tcPr>
+            <w:tcW w:type="dxa" w:w="1191"/>
+          </w:tcPr>
+          <w:p>
+            <w:r>
+              <w:rPr>
+                <w:b w:val="0"/>
+                <w:i w:val="0"/>
+                <w:color w:val="64748B"/>
+                <w:sz w:val="16"/>
+              </w:rPr>
+              <w:t>GT-CQ</w:t>
+            </w:r>
+          </w:p>
+        </w:tc>
+        <w:tc>
+          <w:tcPr>
+            <w:tcW w:type="dxa" w:w="4706"/>
+          </w:tcPr>
+          <w:p>
+            <w:r>
+              <w:rPr>
+                <w:b w:val="0"/>
+                <w:i w:val="0"/>
+                <w:sz w:val="17"/>
+              </w:rPr>
+              <w:t>Le montant des frais pour les cahiers et autres matériels scolaires pour l'année scolaire de fatou sambe qui fréquente 3ème année de Primaire  est de 0 FCFA, fatou sambe a fait comment pour payer ces cahiers et autres matériels scolaires (SAC, stylo, craie, ardoise, crayon...) ? prière de corriger.</w:t>
+            </w:r>
+          </w:p>
+        </w:tc>
+      </w:tr>
+      <w:tr>
+        <w:tc>
+          <w:tcPr>
+            <w:tcW w:type="dxa" w:w="964"/>
+          </w:tcPr>
+          <w:p>
+            <w:r>
+              <w:rPr>
+                <w:b/>
+                <w:i w:val="0"/>
+                <w:color w:val="EA580C"/>
+                <w:sz w:val="16"/>
+              </w:rPr>
+              <w:t>Moyenne</w:t>
+            </w:r>
+          </w:p>
+        </w:tc>
+        <w:tc>
+          <w:tcPr>
+            <w:tcW w:type="dxa" w:w="1247"/>
+          </w:tcPr>
+          <w:p>
+            <w:r>
+              <w:rPr>
+                <w:b/>
+                <w:i w:val="0"/>
+                <w:sz w:val="16"/>
+              </w:rPr>
+              <w:t>S02</w:t>
+              <w:br/>
+            </w:r>
+            <w:r>
+              <w:rPr>
+                <w:b w:val="0"/>
+                <w:i w:val="0"/>
+                <w:color w:val="64748B"/>
+                <w:sz w:val="14"/>
+              </w:rPr>
+              <w:t>Éducation</w:t>
+            </w:r>
+          </w:p>
+        </w:tc>
+        <w:tc>
+          <w:tcPr>
+            <w:tcW w:type="dxa" w:w="1531"/>
+          </w:tcPr>
+          <w:p>
+            <w:r>
+              <w:rPr>
+                <w:b/>
+                <w:i w:val="0"/>
+                <w:color w:val="16A34A"/>
+                <w:sz w:val="16"/>
+              </w:rPr>
+              <w:t>s01q63, s00q04, s02q25, s01q00b, s02q17_2, s02q15_2</w:t>
+            </w:r>
+          </w:p>
+        </w:tc>
+        <w:tc>
+          <w:tcPr>
+            <w:tcW w:type="dxa" w:w="1191"/>
+          </w:tcPr>
+          <w:p>
+            <w:r>
+              <w:rPr>
+                <w:b w:val="0"/>
+                <w:i w:val="0"/>
+                <w:color w:val="64748B"/>
+                <w:sz w:val="16"/>
+              </w:rPr>
+              <w:t>GT-CQ</w:t>
+            </w:r>
+          </w:p>
+        </w:tc>
+        <w:tc>
+          <w:tcPr>
+            <w:tcW w:type="dxa" w:w="4706"/>
+          </w:tcPr>
+          <w:p>
+            <w:r>
+              <w:rPr>
+                <w:b w:val="0"/>
+                <w:i w:val="0"/>
+                <w:sz w:val="17"/>
+              </w:rPr>
+              <w:t>Dans les milieux urbains c'est peu probable de voir une école dont les élèves ou étudiants ne dépensent pas en frais d'uniformes, prière de verifier pour fatou sambe qui fréquente 3ème année de Primaire et corriger ou confirmer avec le QG.</w:t>
+            </w:r>
+          </w:p>
+        </w:tc>
+      </w:tr>
+      <w:tr>
+        <w:tc>
+          <w:tcPr>
+            <w:tcW w:type="dxa" w:w="964"/>
+          </w:tcPr>
+          <w:p>
+            <w:r>
+              <w:rPr>
+                <w:b/>
+                <w:i w:val="0"/>
+                <w:color w:val="EA580C"/>
+                <w:sz w:val="16"/>
+              </w:rPr>
+              <w:t>Moyenne</w:t>
+            </w:r>
+          </w:p>
+        </w:tc>
+        <w:tc>
+          <w:tcPr>
+            <w:tcW w:type="dxa" w:w="1247"/>
+          </w:tcPr>
+          <w:p>
+            <w:r>
+              <w:rPr>
+                <w:b/>
+                <w:i w:val="0"/>
+                <w:sz w:val="16"/>
+              </w:rPr>
+              <w:t>S02</w:t>
+              <w:br/>
+            </w:r>
+            <w:r>
+              <w:rPr>
+                <w:b w:val="0"/>
+                <w:i w:val="0"/>
+                <w:color w:val="64748B"/>
+                <w:sz w:val="14"/>
+              </w:rPr>
+              <w:t>Éducation</w:t>
+            </w:r>
+          </w:p>
+        </w:tc>
+        <w:tc>
+          <w:tcPr>
+            <w:tcW w:type="dxa" w:w="1531"/>
+          </w:tcPr>
+          <w:p>
+            <w:r>
+              <w:rPr>
+                <w:b/>
+                <w:i w:val="0"/>
+                <w:color w:val="16A34A"/>
+                <w:sz w:val="16"/>
+              </w:rPr>
+              <w:t>—</w:t>
+            </w:r>
+          </w:p>
+        </w:tc>
+        <w:tc>
+          <w:tcPr>
+            <w:tcW w:type="dxa" w:w="1191"/>
+          </w:tcPr>
+          <w:p>
+            <w:r>
+              <w:rPr>
+                <w:b w:val="0"/>
+                <w:i w:val="0"/>
+                <w:color w:val="64748B"/>
+                <w:sz w:val="16"/>
+              </w:rPr>
+              <w:t>GT-CQ</w:t>
+            </w:r>
+          </w:p>
+        </w:tc>
+        <w:tc>
+          <w:tcPr>
+            <w:tcW w:type="dxa" w:w="4706"/>
+          </w:tcPr>
+          <w:p>
+            <w:r>
+              <w:rPr>
+                <w:b w:val="0"/>
+                <w:i w:val="0"/>
+                <w:sz w:val="17"/>
+              </w:rPr>
+              <w:t>Le montant des frais de cantines ou de restauration (1200 FCFA) pour l'année scolaire de fatou sambe qui fréquente 3ème année de Primaire  semble faible.</w:t>
+            </w:r>
+          </w:p>
+        </w:tc>
+      </w:tr>
+      <w:tr>
+        <w:tc>
+          <w:tcPr>
+            <w:tcW w:type="dxa" w:w="964"/>
+          </w:tcPr>
+          <w:p>
+            <w:r>
+              <w:rPr>
+                <w:b/>
+                <w:i w:val="0"/>
+                <w:color w:val="EA580C"/>
+                <w:sz w:val="16"/>
+              </w:rPr>
+              <w:t>Moyenne</w:t>
+            </w:r>
+          </w:p>
+        </w:tc>
+        <w:tc>
+          <w:tcPr>
+            <w:tcW w:type="dxa" w:w="1247"/>
+          </w:tcPr>
+          <w:p>
+            <w:r>
+              <w:rPr>
+                <w:b/>
+                <w:i w:val="0"/>
+                <w:sz w:val="16"/>
+              </w:rPr>
+              <w:t>S02</w:t>
+              <w:br/>
+            </w:r>
+            <w:r>
+              <w:rPr>
+                <w:b w:val="0"/>
+                <w:i w:val="0"/>
+                <w:color w:val="64748B"/>
+                <w:sz w:val="14"/>
+              </w:rPr>
+              <w:t>Éducation</w:t>
+            </w:r>
+          </w:p>
+        </w:tc>
+        <w:tc>
+          <w:tcPr>
+            <w:tcW w:type="dxa" w:w="1531"/>
+          </w:tcPr>
+          <w:p>
+            <w:r>
+              <w:rPr>
+                <w:b/>
+                <w:i w:val="0"/>
+                <w:color w:val="16A34A"/>
+                <w:sz w:val="16"/>
+              </w:rPr>
+              <w:t>—</w:t>
+            </w:r>
+          </w:p>
+        </w:tc>
+        <w:tc>
+          <w:tcPr>
+            <w:tcW w:type="dxa" w:w="1191"/>
+          </w:tcPr>
+          <w:p>
+            <w:r>
+              <w:rPr>
+                <w:b w:val="0"/>
+                <w:i w:val="0"/>
+                <w:color w:val="64748B"/>
+                <w:sz w:val="16"/>
+              </w:rPr>
+              <w:t>GT-CQ</w:t>
+            </w:r>
+          </w:p>
+        </w:tc>
+        <w:tc>
+          <w:tcPr>
+            <w:tcW w:type="dxa" w:w="4706"/>
+          </w:tcPr>
+          <w:p>
+            <w:r>
+              <w:rPr>
+                <w:b w:val="0"/>
+                <w:i w:val="0"/>
+                <w:sz w:val="17"/>
+              </w:rPr>
+              <w:t>Veuillez, s'il vous plait, confirmer ces informations avec le QG ou apporter les corrections nécessaires.</w:t>
+            </w:r>
+          </w:p>
+        </w:tc>
+      </w:tr>
+      <w:tr>
+        <w:tc>
+          <w:tcPr>
+            <w:tcW w:type="dxa" w:w="964"/>
+          </w:tcPr>
+          <w:p>
+            <w:r>
+              <w:rPr>
+                <w:b/>
+                <w:i w:val="0"/>
+                <w:color w:val="EA580C"/>
+                <w:sz w:val="16"/>
+              </w:rPr>
+              <w:t>Moyenne</w:t>
+            </w:r>
+          </w:p>
+        </w:tc>
+        <w:tc>
+          <w:tcPr>
+            <w:tcW w:type="dxa" w:w="1247"/>
+          </w:tcPr>
+          <w:p>
+            <w:r>
+              <w:rPr>
+                <w:b/>
+                <w:i w:val="0"/>
+                <w:sz w:val="16"/>
+              </w:rPr>
+              <w:t>S02</w:t>
+              <w:br/>
+            </w:r>
+            <w:r>
+              <w:rPr>
+                <w:b w:val="0"/>
+                <w:i w:val="0"/>
+                <w:color w:val="64748B"/>
+                <w:sz w:val="14"/>
+              </w:rPr>
+              <w:t>Éducation</w:t>
+            </w:r>
+          </w:p>
+        </w:tc>
+        <w:tc>
+          <w:tcPr>
+            <w:tcW w:type="dxa" w:w="1531"/>
+          </w:tcPr>
+          <w:p>
+            <w:r>
+              <w:rPr>
+                <w:b/>
+                <w:i w:val="0"/>
+                <w:color w:val="16A34A"/>
+                <w:sz w:val="16"/>
+              </w:rPr>
+              <w:t>s01q47__7, s02q24, s01q00b, s02q17_2, s02q15_2</w:t>
+            </w:r>
+          </w:p>
+        </w:tc>
+        <w:tc>
+          <w:tcPr>
+            <w:tcW w:type="dxa" w:w="1191"/>
+          </w:tcPr>
+          <w:p>
+            <w:r>
+              <w:rPr>
+                <w:b w:val="0"/>
+                <w:i w:val="0"/>
+                <w:color w:val="64748B"/>
+                <w:sz w:val="16"/>
+              </w:rPr>
+              <w:t>GT-CQ</w:t>
+            </w:r>
+          </w:p>
+        </w:tc>
+        <w:tc>
+          <w:tcPr>
+            <w:tcW w:type="dxa" w:w="4706"/>
+          </w:tcPr>
+          <w:p>
+            <w:r>
+              <w:rPr>
+                <w:b w:val="0"/>
+                <w:i w:val="0"/>
+                <w:sz w:val="17"/>
+              </w:rPr>
+              <w:t>Le montant des frais pour les cahiers et autres matériels scolaires pour l'année scolaire de youssou gaye qui fréquente 3ème année de Primaire  est de 0 FCFA, youssou gaye a fait comment pour payer ces cahiers et autres matériels scolaires (SAC, stylo, craie, ardoise, crayon...) ? prière de corriger.</w:t>
+            </w:r>
+          </w:p>
+        </w:tc>
+      </w:tr>
+      <w:tr>
+        <w:tc>
+          <w:tcPr>
+            <w:tcW w:type="dxa" w:w="964"/>
+          </w:tcPr>
+          <w:p>
+            <w:r>
+              <w:rPr>
+                <w:b/>
+                <w:i w:val="0"/>
+                <w:color w:val="EA580C"/>
+                <w:sz w:val="16"/>
+              </w:rPr>
+              <w:t>Moyenne</w:t>
+            </w:r>
+          </w:p>
+        </w:tc>
+        <w:tc>
+          <w:tcPr>
+            <w:tcW w:type="dxa" w:w="1247"/>
+          </w:tcPr>
+          <w:p>
+            <w:r>
+              <w:rPr>
+                <w:b/>
+                <w:i w:val="0"/>
+                <w:sz w:val="16"/>
+              </w:rPr>
+              <w:t>S02</w:t>
+              <w:br/>
+            </w:r>
+            <w:r>
+              <w:rPr>
+                <w:b w:val="0"/>
+                <w:i w:val="0"/>
+                <w:color w:val="64748B"/>
+                <w:sz w:val="14"/>
+              </w:rPr>
+              <w:t>Éducation</w:t>
+            </w:r>
+          </w:p>
+        </w:tc>
+        <w:tc>
+          <w:tcPr>
+            <w:tcW w:type="dxa" w:w="1531"/>
+          </w:tcPr>
+          <w:p>
+            <w:r>
+              <w:rPr>
+                <w:b/>
+                <w:i w:val="0"/>
+                <w:color w:val="16A34A"/>
+                <w:sz w:val="16"/>
+              </w:rPr>
+              <w:t>s01q63, s00q04, s02q25, s01q00b, s02q17_2, s02q15_2</w:t>
+            </w:r>
+          </w:p>
+        </w:tc>
+        <w:tc>
+          <w:tcPr>
+            <w:tcW w:type="dxa" w:w="1191"/>
+          </w:tcPr>
+          <w:p>
+            <w:r>
+              <w:rPr>
+                <w:b w:val="0"/>
+                <w:i w:val="0"/>
+                <w:color w:val="64748B"/>
+                <w:sz w:val="16"/>
+              </w:rPr>
+              <w:t>GT-CQ</w:t>
+            </w:r>
+          </w:p>
+        </w:tc>
+        <w:tc>
+          <w:tcPr>
+            <w:tcW w:type="dxa" w:w="4706"/>
+          </w:tcPr>
+          <w:p>
+            <w:r>
+              <w:rPr>
+                <w:b w:val="0"/>
+                <w:i w:val="0"/>
+                <w:sz w:val="17"/>
+              </w:rPr>
+              <w:t>Dans les milieux urbains c'est peu probable de voir une école dont les élèves ou étudiants ne dépensent pas en frais d'uniformes, prière de verifier pour youssou gaye qui fréquente 3ème année de Primaire et corriger ou confirmer avec le QG.</w:t>
+            </w:r>
+          </w:p>
+        </w:tc>
+      </w:tr>
+      <w:tr>
+        <w:tc>
+          <w:tcPr>
+            <w:tcW w:type="dxa" w:w="964"/>
+          </w:tcPr>
+          <w:p>
+            <w:r>
+              <w:rPr>
+                <w:b/>
+                <w:i w:val="0"/>
+                <w:color w:val="EA580C"/>
+                <w:sz w:val="16"/>
+              </w:rPr>
+              <w:t>Moyenne</w:t>
             </w:r>
           </w:p>
         </w:tc>
@@ -904,7 +2704,7 @@
                 <w:color w:val="16A34A"/>
                 <w:sz w:val="16"/>
               </w:rPr>
-              <w:t>s01q00_0, s00q04, s03q38, s04q21, s04q51, s04q51_unite, s04q44, s04q65</w:t>
+              <w:t>s00q07a, s01q54a, s01q54b, s02q20, s02q21, s03q53, s04q21, s04q46</w:t>
             </w:r>
           </w:p>
         </w:tc>
@@ -935,7 +2735,7 @@
                 <w:i w:val="0"/>
                 <w:sz w:val="17"/>
               </w:rPr>
-              <w:t>Incoherence!!! mbaye sambe a travaillé plus de 20h par jours pour ses emplois (pricinpal et secondaire), prière de corriger.</w:t>
+              <w:t>Vous avez sélectionné l'option 'Ne sait pas' pour la catégorie socioprofessionnelle de mbaye sambe ou vous ne l'avez pas renseigné. prière de corriger.</w:t>
             </w:r>
           </w:p>
         </w:tc>
@@ -950,10 +2750,10 @@
               <w:rPr>
                 <w:b/>
                 <w:i w:val="0"/>
-                <w:color w:val="DC2626"/>
-                <w:sz w:val="16"/>
-              </w:rPr>
-              <w:t>Haute</w:t>
+                <w:color w:val="EA580C"/>
+                <w:sz w:val="16"/>
+              </w:rPr>
+              <w:t>Moyenne</w:t>
             </w:r>
           </w:p>
         </w:tc>
@@ -968,7 +2768,7 @@
                 <w:i w:val="0"/>
                 <w:sz w:val="16"/>
               </w:rPr>
-              <w:t>S20</w:t>
+              <w:t>S04</w:t>
               <w:br/>
             </w:r>
             <w:r>
@@ -978,7 +2778,7 @@
                 <w:color w:val="64748B"/>
                 <w:sz w:val="14"/>
               </w:rPr>
-              <w:t>Gouvernance / autres</w:t>
+              <w:t>Emploi</w:t>
             </w:r>
           </w:p>
         </w:tc>
@@ -994,7 +2794,7 @@
                 <w:color w:val="16A34A"/>
                 <w:sz w:val="16"/>
               </w:rPr>
-              <w:t>—</w:t>
+              <w:t>s00q04, s01q41, s02q14, s01q00b</w:t>
             </w:r>
           </w:p>
         </w:tc>
@@ -1025,7 +2825,7 @@
                 <w:i w:val="0"/>
                 <w:sz w:val="17"/>
               </w:rPr>
-              <w:t>Incohérence détectée ! Le ménage a précédemment déclaré vivre « Bien » ou « Assez bien » selon son revenu en 20A.02.</w:t>
+              <w:t>Il manque des informations non renseignées de ( mbaye sambe ), prière de renseignés toutes les questions liées à ( mbaye sambe ).</w:t>
             </w:r>
           </w:p>
         </w:tc>
@@ -1058,7 +2858,7 @@
                 <w:i w:val="0"/>
                 <w:sz w:val="16"/>
               </w:rPr>
-              <w:t>S00</w:t>
+              <w:t>S06</w:t>
               <w:br/>
             </w:r>
             <w:r>
@@ -1068,7 +2868,7 @@
                 <w:color w:val="64748B"/>
                 <w:sz w:val="14"/>
               </w:rPr>
-              <w:t>Identification</w:t>
+              <w:t>Crédit &amp; épargne</w:t>
             </w:r>
           </w:p>
         </w:tc>
@@ -1084,7 +2884,7 @@
                 <w:color w:val="16A34A"/>
                 <w:sz w:val="16"/>
               </w:rPr>
-              <w:t>s00q27</w:t>
+              <w:t>—</w:t>
             </w:r>
           </w:p>
         </w:tc>
@@ -1115,7 +2915,7 @@
                 <w:i w:val="0"/>
                 <w:sz w:val="17"/>
               </w:rPr>
-              <w:t>Le questionnaire semble ne pas être complètement fini mais le questionnaire est en statut complet, prière de compléter le questionnaire.</w:t>
+              <w:t>Veuillez vous rassurez réellement que la personne n'a pas affecté de crédit immobilier.</w:t>
             </w:r>
           </w:p>
         </w:tc>
@@ -1148,7 +2948,7 @@
                 <w:i w:val="0"/>
                 <w:sz w:val="16"/>
               </w:rPr>
-              <w:t>S00</w:t>
+              <w:t>S07</w:t>
               <w:br/>
             </w:r>
             <w:r>
@@ -1158,7 +2958,7 @@
                 <w:color w:val="64748B"/>
                 <w:sz w:val="14"/>
               </w:rPr>
-              <w:t>Identification</w:t>
+              <w:t>Consommation alimentaire</w:t>
             </w:r>
           </w:p>
         </w:tc>
@@ -1205,7 +3005,7 @@
                 <w:i w:val="0"/>
                 <w:sz w:val="17"/>
               </w:rPr>
-              <w:t>L'adresse ou la localisation du ménage doit être bien renseignée, ne doit pas contenir des numéros de téléphone et elle semble courte pour être une adresse.</w:t>
+              <w:t>Attention ! La dépense du répas pris à l'extérieur de mor dia sambe (4550 Fcfa) au cours de 7 derniers jours est relativement élevé.</w:t>
             </w:r>
           </w:p>
         </w:tc>
@@ -1238,7 +3038,7 @@
                 <w:i w:val="0"/>
                 <w:sz w:val="16"/>
               </w:rPr>
-              <w:t>S00</w:t>
+              <w:t>S07</w:t>
               <w:br/>
             </w:r>
             <w:r>
@@ -1248,7 +3048,7 @@
                 <w:color w:val="64748B"/>
                 <w:sz w:val="14"/>
               </w:rPr>
-              <w:t>Identification</w:t>
+              <w:t>Consommation alimentaire</w:t>
             </w:r>
           </w:p>
         </w:tc>
@@ -1295,7 +3095,7 @@
                 <w:i w:val="0"/>
                 <w:sz w:val="17"/>
               </w:rPr>
-              <w:t>Prière de renseigner la bonne adresse.</w:t>
+              <w:t>Prière de corriger ou de confirmer avec le QG.</w:t>
             </w:r>
           </w:p>
         </w:tc>
@@ -1328,7 +3128,7 @@
                 <w:i w:val="0"/>
                 <w:sz w:val="16"/>
               </w:rPr>
-              <w:t>S01</w:t>
+              <w:t>S07</w:t>
               <w:br/>
             </w:r>
             <w:r>
@@ -1338,7 +3138,7 @@
                 <w:color w:val="64748B"/>
                 <w:sz w:val="14"/>
               </w:rPr>
-              <w:t>Démographie</w:t>
+              <w:t>Consommation alimentaire</w:t>
             </w:r>
           </w:p>
         </w:tc>
@@ -1385,7 +3185,7 @@
                 <w:i w:val="0"/>
                 <w:sz w:val="17"/>
               </w:rPr>
-              <w:t>Prière de verifier l'information donnée par Mouhamed sambe ou corriger au niveau de la section 1.</w:t>
+              <w:t>Attention ! Le prix unitaire d'achat (25 Fcfa) de Sel en Sachets (Petit) est relativement faible par rapport aux autres prix observés dans cette zone.</w:t>
             </w:r>
           </w:p>
         </w:tc>
@@ -1418,7 +3218,7 @@
                 <w:i w:val="0"/>
                 <w:sz w:val="16"/>
               </w:rPr>
-              <w:t>S01</w:t>
+              <w:t>S07</w:t>
               <w:br/>
             </w:r>
             <w:r>
@@ -1428,7 +3228,7 @@
                 <w:color w:val="64748B"/>
                 <w:sz w:val="14"/>
               </w:rPr>
-              <w:t>Démographie</w:t>
+              <w:t>Consommation alimentaire</w:t>
             </w:r>
           </w:p>
         </w:tc>
@@ -1444,7 +3244,7 @@
                 <w:color w:val="16A34A"/>
                 <w:sz w:val="16"/>
               </w:rPr>
-              <w:t>s01q23, s01q00b, s01q23_autre</w:t>
+              <w:t>—</w:t>
             </w:r>
           </w:p>
         </w:tc>
@@ -1475,7 +3275,7 @@
                 <w:i w:val="0"/>
                 <w:sz w:val="17"/>
               </w:rPr>
-              <w:t>L'utilisations de l'internet  de mbaye sambe est paiement de facture et semble exister dans les modalités, prière de prendre attache avec le QG pour plus d'explication afin de la classer bien.</w:t>
+              <w:t>Prière de corriger ou de confirmer avec le QG.</w:t>
             </w:r>
           </w:p>
         </w:tc>
@@ -1508,7 +3308,7 @@
                 <w:i w:val="0"/>
                 <w:sz w:val="16"/>
               </w:rPr>
-              <w:t>S01</w:t>
+              <w:t>S09</w:t>
               <w:br/>
             </w:r>
             <w:r>
@@ -1518,7 +3318,7 @@
                 <w:color w:val="64748B"/>
                 <w:sz w:val="14"/>
               </w:rPr>
-              <w:t>Démographie</w:t>
+              <w:t>Dépenses non alimentaires</w:t>
             </w:r>
           </w:p>
         </w:tc>
@@ -1534,7 +3334,7 @@
                 <w:color w:val="16A34A"/>
                 <w:sz w:val="16"/>
               </w:rPr>
-              <w:t>s00q27, s01q03a, s01q03b, s01q03c, s01q00b</w:t>
+              <w:t>—</w:t>
             </w:r>
           </w:p>
         </w:tc>
@@ -1565,7 +3365,7 @@
                 <w:i w:val="0"/>
                 <w:sz w:val="17"/>
               </w:rPr>
-              <w:t>Les informations sur l'acte de naissance (ni Jours, ni mois et ni années) de  mor dia sambe  manquent, s'il vous plait pouvez-vous fournir d'effort pour avoir ces informations.</w:t>
+              <w:t>Attention ! La dépense totale du ménage de MAODO SAMBE (650000 Fcfa) de la fête de Autres fêtes réligieuses musulmanes est relativement élevé.</w:t>
             </w:r>
           </w:p>
         </w:tc>
@@ -1598,7 +3398,7 @@
                 <w:i w:val="0"/>
                 <w:sz w:val="16"/>
               </w:rPr>
-              <w:t>S01</w:t>
+              <w:t>S09</w:t>
               <w:br/>
             </w:r>
             <w:r>
@@ -1608,7 +3408,7 @@
                 <w:color w:val="64748B"/>
                 <w:sz w:val="14"/>
               </w:rPr>
-              <w:t>Démographie</w:t>
+              <w:t>Dépenses non alimentaires</w:t>
             </w:r>
           </w:p>
         </w:tc>
@@ -1624,7 +3424,7 @@
                 <w:color w:val="16A34A"/>
                 <w:sz w:val="16"/>
               </w:rPr>
-              <w:t>s01q23, s01q00b, s01q23_autre</w:t>
+              <w:t>—</w:t>
             </w:r>
           </w:p>
         </w:tc>
@@ -1655,7 +3455,7 @@
                 <w:i w:val="0"/>
                 <w:sz w:val="17"/>
               </w:rPr>
-              <w:t>L'utilisations de l'internet  de mor dia sambe est paiement de facture et semble exister dans les modalités, prière de prendre attache avec le QG pour plus d'explication afin de la classer bien.</w:t>
+              <w:t>Prière de corriger ou de confirmer avec le QG.</w:t>
             </w:r>
           </w:p>
         </w:tc>
@@ -1688,7 +3488,7 @@
                 <w:i w:val="0"/>
                 <w:sz w:val="16"/>
               </w:rPr>
-              <w:t>S01</w:t>
+              <w:t>S09</w:t>
               <w:br/>
             </w:r>
             <w:r>
@@ -1698,7 +3498,7 @@
                 <w:color w:val="64748B"/>
                 <w:sz w:val="14"/>
               </w:rPr>
-              <w:t>Démographie</w:t>
+              <w:t>Dépenses non alimentaires</w:t>
             </w:r>
           </w:p>
         </w:tc>
@@ -1714,7 +3514,7 @@
                 <w:color w:val="16A34A"/>
                 <w:sz w:val="16"/>
               </w:rPr>
-              <w:t>s01q10_1</w:t>
+              <w:t>—</w:t>
             </w:r>
           </w:p>
         </w:tc>
@@ -1745,7 +3545,7 @@
                 <w:i w:val="0"/>
                 <w:sz w:val="17"/>
               </w:rPr>
-              <w:t>La taille du ménage lors de l'enquête principale (10) de ce ménage est inférieur à la taille du denombrement (11), prière de fournir des explications concrètes ou aller revisiter le ménage.</w:t>
+              <w:t>Attention ! La dépense du ménage de MAODO SAMBE (3000 Fcfa) au cours de 7 derniers jours de Essence pour motocyclette est relativement élevé.</w:t>
             </w:r>
           </w:p>
         </w:tc>
@@ -1778,7 +3578,7 @@
                 <w:i w:val="0"/>
                 <w:sz w:val="16"/>
               </w:rPr>
-              <w:t>S02</w:t>
+              <w:t>S09</w:t>
               <w:br/>
             </w:r>
             <w:r>
@@ -1788,7 +3588,7 @@
                 <w:color w:val="64748B"/>
                 <w:sz w:val="14"/>
               </w:rPr>
-              <w:t>Éducation</w:t>
+              <w:t>Dépenses non alimentaires</w:t>
             </w:r>
           </w:p>
         </w:tc>
@@ -1835,7 +3635,7 @@
                 <w:i w:val="0"/>
                 <w:sz w:val="17"/>
               </w:rPr>
-              <w:t>veuillez, s'il vous plait, confirmer les frais de scolarité ( 1000 FCFA) payée de Abdou gaye avec le QG ou apporter les corrections nécessaires.</w:t>
+              <w:t>Prière de corriger ou de confirmer avec le QG.</w:t>
             </w:r>
           </w:p>
         </w:tc>
@@ -1868,7 +3668,7 @@
                 <w:i w:val="0"/>
                 <w:sz w:val="16"/>
               </w:rPr>
-              <w:t>S02</w:t>
+              <w:t>S09</w:t>
               <w:br/>
             </w:r>
             <w:r>
@@ -1878,7 +3678,7 @@
                 <w:color w:val="64748B"/>
                 <w:sz w:val="14"/>
               </w:rPr>
-              <w:t>Éducation</w:t>
+              <w:t>Dépenses non alimentaires</w:t>
             </w:r>
           </w:p>
         </w:tc>
@@ -1894,7 +3694,7 @@
                 <w:color w:val="16A34A"/>
                 <w:sz w:val="16"/>
               </w:rPr>
-              <w:t>s01q47__7, s02q24, s01q00b, s02q17_2, s02q15_2</w:t>
+              <w:t>s01q23, s01q00b, s01q23_autre</w:t>
             </w:r>
           </w:p>
         </w:tc>
@@ -1925,7 +3725,7 @@
                 <w:i w:val="0"/>
                 <w:sz w:val="17"/>
               </w:rPr>
-              <w:t>Le montant des frais pour les cahiers et autres matériels scolaires pour l'année scolaire de Abdou gaye qui fréquente 2ème année de Primaire  est de 0 FCFA, Abdou gaye a fait comment pour payer ces cahiers et autres matériels scolaires (SAC, stylo, craie, ardoise, crayon...) ? prière de corriger.</w:t>
+              <w:t>La dernière fois que vous avez acheté Bois de chauffe acheté est champ et semble exister dans les modalités, prière de prendre attache avec le QG pour plus d'explication afin de la classer bien.</w:t>
             </w:r>
           </w:p>
         </w:tc>
@@ -1958,7 +3758,7 @@
                 <w:i w:val="0"/>
                 <w:sz w:val="16"/>
               </w:rPr>
-              <w:t>S02</w:t>
+              <w:t>S09</w:t>
               <w:br/>
             </w:r>
             <w:r>
@@ -1968,7 +3768,7 @@
                 <w:color w:val="64748B"/>
                 <w:sz w:val="14"/>
               </w:rPr>
-              <w:t>Éducation</w:t>
+              <w:t>Dépenses non alimentaires</w:t>
             </w:r>
           </w:p>
         </w:tc>
@@ -1984,7 +3784,7 @@
                 <w:color w:val="16A34A"/>
                 <w:sz w:val="16"/>
               </w:rPr>
-              <w:t>s01q63, s00q04, s02q25, s01q00b, s02q17_2, s02q15_2</w:t>
+              <w:t>s01q23, s01q00b, s01q23_autre</w:t>
             </w:r>
           </w:p>
         </w:tc>
@@ -2015,7 +3815,7 @@
                 <w:i w:val="0"/>
                 <w:sz w:val="17"/>
               </w:rPr>
-              <w:t>Dans les milieux urbains c'est peu probable de voir une école dont les élèves ou étudiants ne dépensent pas en frais d'uniformes, prière de verifier pour Abdou gaye qui fréquente 2ème année de Primaire et corriger ou confirmer avec le QG.</w:t>
+              <w:t>La dernière fois que vous avez acheté Bois de chauffe ramassé/coupé (estimer la valeur) est champ et semble exister dans les modalités, prière de prendre attache avec le QG pour plus d'explication afin de la classer bien.</w:t>
             </w:r>
           </w:p>
         </w:tc>
@@ -2048,7 +3848,7 @@
                 <w:i w:val="0"/>
                 <w:sz w:val="16"/>
               </w:rPr>
-              <w:t>S02</w:t>
+              <w:t>S09</w:t>
               <w:br/>
             </w:r>
             <w:r>
@@ -2058,7 +3858,7 @@
                 <w:color w:val="64748B"/>
                 <w:sz w:val="14"/>
               </w:rPr>
-              <w:t>Éducation</w:t>
+              <w:t>Dépenses non alimentaires</w:t>
             </w:r>
           </w:p>
         </w:tc>
@@ -2105,7 +3905,7 @@
                 <w:i w:val="0"/>
                 <w:sz w:val="17"/>
               </w:rPr>
-              <w:t>veuillez, s'il vous plait, confirmer les frais de scolarité ( 1000 FCFA) payée de fatou sambe avec le QG ou apporter les corrections nécessaires.</w:t>
+              <w:t>Attention ! La dépense du ménage de MAODO SAMBE (3300 Fcfa) au cours de 30 derniers jours de Bois de chauffe ramassé/coupé (estimer la valeur) est relativement élevé.</w:t>
             </w:r>
           </w:p>
         </w:tc>
@@ -2138,7 +3938,7 @@
                 <w:i w:val="0"/>
                 <w:sz w:val="16"/>
               </w:rPr>
-              <w:t>S02</w:t>
+              <w:t>S09</w:t>
               <w:br/>
             </w:r>
             <w:r>
@@ -2148,7 +3948,7 @@
                 <w:color w:val="64748B"/>
                 <w:sz w:val="14"/>
               </w:rPr>
-              <w:t>Éducation</w:t>
+              <w:t>Dépenses non alimentaires</w:t>
             </w:r>
           </w:p>
         </w:tc>
@@ -2164,7 +3964,7 @@
                 <w:color w:val="16A34A"/>
                 <w:sz w:val="16"/>
               </w:rPr>
-              <w:t>s01q47__7, s02q24, s01q00b, s02q17_2, s02q15_2</w:t>
+              <w:t>—</w:t>
             </w:r>
           </w:p>
         </w:tc>
@@ -2195,7 +3995,7 @@
                 <w:i w:val="0"/>
                 <w:sz w:val="17"/>
               </w:rPr>
-              <w:t>Le montant des frais pour les cahiers et autres matériels scolaires pour l'année scolaire de fatou sambe qui fréquente 3ème année de Primaire  est de 0 FCFA, fatou sambe a fait comment pour payer ces cahiers et autres matériels scolaires (SAC, stylo, craie, ardoise, crayon...) ? prière de corriger.</w:t>
+              <w:t>Prière de corriger ou de confirmer avec le QG.</w:t>
             </w:r>
           </w:p>
         </w:tc>
@@ -2228,7 +4028,7 @@
                 <w:i w:val="0"/>
                 <w:sz w:val="16"/>
               </w:rPr>
-              <w:t>S02</w:t>
+              <w:t>S09</w:t>
               <w:br/>
             </w:r>
             <w:r>
@@ -2238,7 +4038,7 @@
                 <w:color w:val="64748B"/>
                 <w:sz w:val="14"/>
               </w:rPr>
-              <w:t>Éducation</w:t>
+              <w:t>Dépenses non alimentaires</w:t>
             </w:r>
           </w:p>
         </w:tc>
@@ -2254,7 +4054,7 @@
                 <w:color w:val="16A34A"/>
                 <w:sz w:val="16"/>
               </w:rPr>
-              <w:t>s01q63, s00q04, s02q25, s01q00b, s02q17_2, s02q15_2</w:t>
+              <w:t>—</w:t>
             </w:r>
           </w:p>
         </w:tc>
@@ -2285,7 +4085,7 @@
                 <w:i w:val="0"/>
                 <w:sz w:val="17"/>
               </w:rPr>
-              <w:t>Dans les milieux urbains c'est peu probable de voir une école dont les élèves ou étudiants ne dépensent pas en frais d'uniformes, prière de verifier pour fatou sambe qui fréquente 3ème année de Primaire et corriger ou confirmer avec le QG.</w:t>
+              <w:t>Attention ! La dépense du ménage de MAODO SAMBE (1500 Fcfa) au cours de 12 derniers mois de Achat d'une lampes (lampe électrique, lampe tempête, lampe torche, etc.) est relativement élevé.</w:t>
             </w:r>
           </w:p>
         </w:tc>
@@ -2318,7 +4118,7 @@
                 <w:i w:val="0"/>
                 <w:sz w:val="16"/>
               </w:rPr>
-              <w:t>S02</w:t>
+              <w:t>S09</w:t>
               <w:br/>
             </w:r>
             <w:r>
@@ -2328,7 +4128,7 @@
                 <w:color w:val="64748B"/>
                 <w:sz w:val="14"/>
               </w:rPr>
-              <w:t>Éducation</w:t>
+              <w:t>Dépenses non alimentaires</w:t>
             </w:r>
           </w:p>
         </w:tc>
@@ -2375,7 +4175,7 @@
                 <w:i w:val="0"/>
                 <w:sz w:val="17"/>
               </w:rPr>
-              <w:t>Le montant des frais de cantines ou de restauration (1200 FCFA) pour l'année scolaire de fatou sambe qui fréquente 3ème année de Primaire  semble faible.</w:t>
+              <w:t>Prière de corriger ou de confirmer avec le QG.</w:t>
             </w:r>
           </w:p>
         </w:tc>
@@ -2408,7 +4208,7 @@
                 <w:i w:val="0"/>
                 <w:sz w:val="16"/>
               </w:rPr>
-              <w:t>S02</w:t>
+              <w:t>S10</w:t>
               <w:br/>
             </w:r>
             <w:r>
@@ -2418,7 +4218,7 @@
                 <w:color w:val="64748B"/>
                 <w:sz w:val="14"/>
               </w:rPr>
-              <w:t>Éducation</w:t>
+              <w:t>Logement</w:t>
             </w:r>
           </w:p>
         </w:tc>
@@ -2434,7 +4234,7 @@
                 <w:color w:val="16A34A"/>
                 <w:sz w:val="16"/>
               </w:rPr>
-              <w:t>—</w:t>
+              <w:t>s00q07a, s00q08, s00q10, s00q13_0, s00q15_0, s00q17_0, s00q23a, s00q23b</w:t>
             </w:r>
           </w:p>
         </w:tc>
@@ -2465,7 +4265,7 @@
                 <w:i w:val="0"/>
                 <w:sz w:val="17"/>
               </w:rPr>
-              <w:t>Veuillez, s'il vous plait, confirmer ces informations avec le QG ou apporter les corrections nécessaires.</w:t>
+              <w:t>Le noms de l'entreprise  ne doit pas contenir de chiffre et doit être bien renseigné, prière de bien renseigné .</w:t>
             </w:r>
           </w:p>
         </w:tc>
@@ -2498,7 +4298,7 @@
                 <w:i w:val="0"/>
                 <w:sz w:val="16"/>
               </w:rPr>
-              <w:t>S02</w:t>
+              <w:t>S10</w:t>
               <w:br/>
             </w:r>
             <w:r>
@@ -2508,7 +4308,7 @@
                 <w:color w:val="64748B"/>
                 <w:sz w:val="14"/>
               </w:rPr>
-              <w:t>Éducation</w:t>
+              <w:t>Logement</w:t>
             </w:r>
           </w:p>
         </w:tc>
@@ -2524,7 +4324,7 @@
                 <w:color w:val="16A34A"/>
                 <w:sz w:val="16"/>
               </w:rPr>
-              <w:t>—</w:t>
+              <w:t>s10q10</w:t>
             </w:r>
           </w:p>
         </w:tc>
@@ -2540,7 +4340,7 @@
                 <w:color w:val="64748B"/>
                 <w:sz w:val="16"/>
               </w:rPr>
-              <w:t>GT-CQ</w:t>
+              <w:t>Natif SuSo</w:t>
             </w:r>
           </w:p>
         </w:tc>
@@ -2555,7 +4355,7 @@
                 <w:i w:val="0"/>
                 <w:sz w:val="17"/>
               </w:rPr>
-              <w:t>veuillez, s'il vous plait, confirmer les frais de scolarité ( 1000 FCFA) payée de youssou gaye avec le QG ou apporter les corrections nécessaires.</w:t>
+              <w:t>Attention : Le ménage est sensé avoir une entreprise non agricole. Veuillez revérifier</w:t>
             </w:r>
           </w:p>
         </w:tc>
@@ -2588,7 +4388,7 @@
                 <w:i w:val="0"/>
                 <w:sz w:val="16"/>
               </w:rPr>
-              <w:t>S02</w:t>
+              <w:t>S10</w:t>
               <w:br/>
             </w:r>
             <w:r>
@@ -2598,7 +4398,7 @@
                 <w:color w:val="64748B"/>
                 <w:sz w:val="14"/>
               </w:rPr>
-              <w:t>Éducation</w:t>
+              <w:t>Logement</w:t>
             </w:r>
           </w:p>
         </w:tc>
@@ -2614,7 +4414,7 @@
                 <w:color w:val="16A34A"/>
                 <w:sz w:val="16"/>
               </w:rPr>
-              <w:t>s01q47__7, s02q24, s01q00b, s02q17_2, s02q15_2</w:t>
+              <w:t>s10q10, s04q46, s04q14, s10q02</w:t>
             </w:r>
           </w:p>
         </w:tc>
@@ -2630,7 +4430,7 @@
                 <w:color w:val="64748B"/>
                 <w:sz w:val="16"/>
               </w:rPr>
-              <w:t>GT-CQ</w:t>
+              <w:t>Natif SuSo</w:t>
             </w:r>
           </w:p>
         </w:tc>
@@ -2645,2347 +4445,7 @@
                 <w:i w:val="0"/>
                 <w:sz w:val="17"/>
               </w:rPr>
-              <w:t>Le montant des frais pour les cahiers et autres matériels scolaires pour l'année scolaire de youssou gaye qui fréquente 3ème année de Primaire  est de 0 FCFA, youssou gaye a fait comment pour payer ces cahiers et autres matériels scolaires (SAC, stylo, craie, ardoise, crayon...) ? prière de corriger.</w:t>
-            </w:r>
-          </w:p>
-        </w:tc>
-      </w:tr>
-      <w:tr>
-        <w:tc>
-          <w:tcPr>
-            <w:tcW w:type="dxa" w:w="964"/>
-          </w:tcPr>
-          <w:p>
-            <w:r>
-              <w:rPr>
-                <w:b/>
-                <w:i w:val="0"/>
-                <w:color w:val="EA580C"/>
-                <w:sz w:val="16"/>
-              </w:rPr>
-              <w:t>Moyenne</w:t>
-            </w:r>
-          </w:p>
-        </w:tc>
-        <w:tc>
-          <w:tcPr>
-            <w:tcW w:type="dxa" w:w="1247"/>
-          </w:tcPr>
-          <w:p>
-            <w:r>
-              <w:rPr>
-                <w:b/>
-                <w:i w:val="0"/>
-                <w:sz w:val="16"/>
-              </w:rPr>
-              <w:t>S02</w:t>
-              <w:br/>
-            </w:r>
-            <w:r>
-              <w:rPr>
-                <w:b w:val="0"/>
-                <w:i w:val="0"/>
-                <w:color w:val="64748B"/>
-                <w:sz w:val="14"/>
-              </w:rPr>
-              <w:t>Éducation</w:t>
-            </w:r>
-          </w:p>
-        </w:tc>
-        <w:tc>
-          <w:tcPr>
-            <w:tcW w:type="dxa" w:w="1531"/>
-          </w:tcPr>
-          <w:p>
-            <w:r>
-              <w:rPr>
-                <w:b/>
-                <w:i w:val="0"/>
-                <w:color w:val="16A34A"/>
-                <w:sz w:val="16"/>
-              </w:rPr>
-              <w:t>s01q63, s00q04, s02q25, s01q00b, s02q17_2, s02q15_2</w:t>
-            </w:r>
-          </w:p>
-        </w:tc>
-        <w:tc>
-          <w:tcPr>
-            <w:tcW w:type="dxa" w:w="1191"/>
-          </w:tcPr>
-          <w:p>
-            <w:r>
-              <w:rPr>
-                <w:b w:val="0"/>
-                <w:i w:val="0"/>
-                <w:color w:val="64748B"/>
-                <w:sz w:val="16"/>
-              </w:rPr>
-              <w:t>GT-CQ</w:t>
-            </w:r>
-          </w:p>
-        </w:tc>
-        <w:tc>
-          <w:tcPr>
-            <w:tcW w:type="dxa" w:w="4706"/>
-          </w:tcPr>
-          <w:p>
-            <w:r>
-              <w:rPr>
-                <w:b w:val="0"/>
-                <w:i w:val="0"/>
-                <w:sz w:val="17"/>
-              </w:rPr>
-              <w:t>Dans les milieux urbains c'est peu probable de voir une école dont les élèves ou étudiants ne dépensent pas en frais d'uniformes, prière de verifier pour youssou gaye qui fréquente 3ème année de Primaire et corriger ou confirmer avec le QG.</w:t>
-            </w:r>
-          </w:p>
-        </w:tc>
-      </w:tr>
-      <w:tr>
-        <w:tc>
-          <w:tcPr>
-            <w:tcW w:type="dxa" w:w="964"/>
-          </w:tcPr>
-          <w:p>
-            <w:r>
-              <w:rPr>
-                <w:b/>
-                <w:i w:val="0"/>
-                <w:color w:val="EA580C"/>
-                <w:sz w:val="16"/>
-              </w:rPr>
-              <w:t>Moyenne</w:t>
-            </w:r>
-          </w:p>
-        </w:tc>
-        <w:tc>
-          <w:tcPr>
-            <w:tcW w:type="dxa" w:w="1247"/>
-          </w:tcPr>
-          <w:p>
-            <w:r>
-              <w:rPr>
-                <w:b/>
-                <w:i w:val="0"/>
-                <w:sz w:val="16"/>
-              </w:rPr>
-              <w:t>S02</w:t>
-              <w:br/>
-            </w:r>
-            <w:r>
-              <w:rPr>
-                <w:b w:val="0"/>
-                <w:i w:val="0"/>
-                <w:color w:val="64748B"/>
-                <w:sz w:val="14"/>
-              </w:rPr>
-              <w:t>Éducation</w:t>
-            </w:r>
-          </w:p>
-        </w:tc>
-        <w:tc>
-          <w:tcPr>
-            <w:tcW w:type="dxa" w:w="1531"/>
-          </w:tcPr>
-          <w:p>
-            <w:r>
-              <w:rPr>
-                <w:b/>
-                <w:i w:val="0"/>
-                <w:color w:val="16A34A"/>
-                <w:sz w:val="16"/>
-              </w:rPr>
-              <w:t>—</w:t>
-            </w:r>
-          </w:p>
-        </w:tc>
-        <w:tc>
-          <w:tcPr>
-            <w:tcW w:type="dxa" w:w="1191"/>
-          </w:tcPr>
-          <w:p>
-            <w:r>
-              <w:rPr>
-                <w:b w:val="0"/>
-                <w:i w:val="0"/>
-                <w:color w:val="64748B"/>
-                <w:sz w:val="16"/>
-              </w:rPr>
-              <w:t>GT-CQ</w:t>
-            </w:r>
-          </w:p>
-        </w:tc>
-        <w:tc>
-          <w:tcPr>
-            <w:tcW w:type="dxa" w:w="4706"/>
-          </w:tcPr>
-          <w:p>
-            <w:r>
-              <w:rPr>
-                <w:b w:val="0"/>
-                <w:i w:val="0"/>
-                <w:sz w:val="17"/>
-              </w:rPr>
-              <w:t>Merci de bien vouloir changé 2.04 en OUI et renseigné toutes les autres informations qui concerne aida ball .</w:t>
-            </w:r>
-          </w:p>
-        </w:tc>
-      </w:tr>
-      <w:tr>
-        <w:tc>
-          <w:tcPr>
-            <w:tcW w:type="dxa" w:w="964"/>
-          </w:tcPr>
-          <w:p>
-            <w:r>
-              <w:rPr>
-                <w:b/>
-                <w:i w:val="0"/>
-                <w:color w:val="EA580C"/>
-                <w:sz w:val="16"/>
-              </w:rPr>
-              <w:t>Moyenne</w:t>
-            </w:r>
-          </w:p>
-        </w:tc>
-        <w:tc>
-          <w:tcPr>
-            <w:tcW w:type="dxa" w:w="1247"/>
-          </w:tcPr>
-          <w:p>
-            <w:r>
-              <w:rPr>
-                <w:b/>
-                <w:i w:val="0"/>
-                <w:sz w:val="16"/>
-              </w:rPr>
-              <w:t>S02</w:t>
-              <w:br/>
-            </w:r>
-            <w:r>
-              <w:rPr>
-                <w:b w:val="0"/>
-                <w:i w:val="0"/>
-                <w:color w:val="64748B"/>
-                <w:sz w:val="14"/>
-              </w:rPr>
-              <w:t>Éducation</w:t>
-            </w:r>
-          </w:p>
-        </w:tc>
-        <w:tc>
-          <w:tcPr>
-            <w:tcW w:type="dxa" w:w="1531"/>
-          </w:tcPr>
-          <w:p>
-            <w:r>
-              <w:rPr>
-                <w:b/>
-                <w:i w:val="0"/>
-                <w:color w:val="16A34A"/>
-                <w:sz w:val="16"/>
-              </w:rPr>
-              <w:t>—</w:t>
-            </w:r>
-          </w:p>
-        </w:tc>
-        <w:tc>
-          <w:tcPr>
-            <w:tcW w:type="dxa" w:w="1191"/>
-          </w:tcPr>
-          <w:p>
-            <w:r>
-              <w:rPr>
-                <w:b w:val="0"/>
-                <w:i w:val="0"/>
-                <w:color w:val="64748B"/>
-                <w:sz w:val="16"/>
-              </w:rPr>
-              <w:t>GT-CQ</w:t>
-            </w:r>
-          </w:p>
-        </w:tc>
-        <w:tc>
-          <w:tcPr>
-            <w:tcW w:type="dxa" w:w="4706"/>
-          </w:tcPr>
-          <w:p>
-            <w:r>
-              <w:rPr>
-                <w:b w:val="0"/>
-                <w:i w:val="0"/>
-                <w:sz w:val="17"/>
-              </w:rPr>
-              <w:t>Merci de bien vouloir changé 2.04 en OUI et renseigné toutes les autres informations qui concerne mor dia sambe .</w:t>
-            </w:r>
-          </w:p>
-        </w:tc>
-      </w:tr>
-      <w:tr>
-        <w:tc>
-          <w:tcPr>
-            <w:tcW w:type="dxa" w:w="964"/>
-          </w:tcPr>
-          <w:p>
-            <w:r>
-              <w:rPr>
-                <w:b/>
-                <w:i w:val="0"/>
-                <w:color w:val="EA580C"/>
-                <w:sz w:val="16"/>
-              </w:rPr>
-              <w:t>Moyenne</w:t>
-            </w:r>
-          </w:p>
-        </w:tc>
-        <w:tc>
-          <w:tcPr>
-            <w:tcW w:type="dxa" w:w="1247"/>
-          </w:tcPr>
-          <w:p>
-            <w:r>
-              <w:rPr>
-                <w:b/>
-                <w:i w:val="0"/>
-                <w:sz w:val="16"/>
-              </w:rPr>
-              <w:t>S02</w:t>
-              <w:br/>
-            </w:r>
-            <w:r>
-              <w:rPr>
-                <w:b w:val="0"/>
-                <w:i w:val="0"/>
-                <w:color w:val="64748B"/>
-                <w:sz w:val="14"/>
-              </w:rPr>
-              <w:t>Éducation</w:t>
-            </w:r>
-          </w:p>
-        </w:tc>
-        <w:tc>
-          <w:tcPr>
-            <w:tcW w:type="dxa" w:w="1531"/>
-          </w:tcPr>
-          <w:p>
-            <w:r>
-              <w:rPr>
-                <w:b/>
-                <w:i w:val="0"/>
-                <w:color w:val="16A34A"/>
-                <w:sz w:val="16"/>
-              </w:rPr>
-              <w:t>—</w:t>
-            </w:r>
-          </w:p>
-        </w:tc>
-        <w:tc>
-          <w:tcPr>
-            <w:tcW w:type="dxa" w:w="1191"/>
-          </w:tcPr>
-          <w:p>
-            <w:r>
-              <w:rPr>
-                <w:b w:val="0"/>
-                <w:i w:val="0"/>
-                <w:color w:val="64748B"/>
-                <w:sz w:val="16"/>
-              </w:rPr>
-              <w:t>GT-CQ</w:t>
-            </w:r>
-          </w:p>
-        </w:tc>
-        <w:tc>
-          <w:tcPr>
-            <w:tcW w:type="dxa" w:w="4706"/>
-          </w:tcPr>
-          <w:p>
-            <w:r>
-              <w:rPr>
-                <w:b w:val="0"/>
-                <w:i w:val="0"/>
-                <w:sz w:val="17"/>
-              </w:rPr>
-              <w:t>Merci de bien vouloir changé 2.04 en OUI et renseigné toutes les autres informations qui concerne Maodo sambe .</w:t>
-            </w:r>
-          </w:p>
-        </w:tc>
-      </w:tr>
-      <w:tr>
-        <w:tc>
-          <w:tcPr>
-            <w:tcW w:type="dxa" w:w="964"/>
-          </w:tcPr>
-          <w:p>
-            <w:r>
-              <w:rPr>
-                <w:b/>
-                <w:i w:val="0"/>
-                <w:color w:val="EA580C"/>
-                <w:sz w:val="16"/>
-              </w:rPr>
-              <w:t>Moyenne</w:t>
-            </w:r>
-          </w:p>
-        </w:tc>
-        <w:tc>
-          <w:tcPr>
-            <w:tcW w:type="dxa" w:w="1247"/>
-          </w:tcPr>
-          <w:p>
-            <w:r>
-              <w:rPr>
-                <w:b/>
-                <w:i w:val="0"/>
-                <w:sz w:val="16"/>
-              </w:rPr>
-              <w:t>S02</w:t>
-              <w:br/>
-            </w:r>
-            <w:r>
-              <w:rPr>
-                <w:b w:val="0"/>
-                <w:i w:val="0"/>
-                <w:color w:val="64748B"/>
-                <w:sz w:val="14"/>
-              </w:rPr>
-              <w:t>Éducation</w:t>
-            </w:r>
-          </w:p>
-        </w:tc>
-        <w:tc>
-          <w:tcPr>
-            <w:tcW w:type="dxa" w:w="1531"/>
-          </w:tcPr>
-          <w:p>
-            <w:r>
-              <w:rPr>
-                <w:b/>
-                <w:i w:val="0"/>
-                <w:color w:val="16A34A"/>
-                <w:sz w:val="16"/>
-              </w:rPr>
-              <w:t>s01q23, s01q00b, s01q23_autre</w:t>
-            </w:r>
-          </w:p>
-        </w:tc>
-        <w:tc>
-          <w:tcPr>
-            <w:tcW w:type="dxa" w:w="1191"/>
-          </w:tcPr>
-          <w:p>
-            <w:r>
-              <w:rPr>
-                <w:b w:val="0"/>
-                <w:i w:val="0"/>
-                <w:color w:val="64748B"/>
-                <w:sz w:val="16"/>
-              </w:rPr>
-              <w:t>GT-CQ</w:t>
-            </w:r>
-          </w:p>
-        </w:tc>
-        <w:tc>
-          <w:tcPr>
-            <w:tcW w:type="dxa" w:w="4706"/>
-          </w:tcPr>
-          <w:p>
-            <w:r>
-              <w:rPr>
-                <w:b w:val="0"/>
-                <w:i w:val="0"/>
-                <w:sz w:val="17"/>
-              </w:rPr>
-              <w:t>Le domaine que seynabou gueye bénéficié de cette formation est coiffure et semble exister dans les modalités, prière de prendre attache avec le QG pour plus d'explication afin de la classer bien.</w:t>
-            </w:r>
-          </w:p>
-        </w:tc>
-      </w:tr>
-      <w:tr>
-        <w:tc>
-          <w:tcPr>
-            <w:tcW w:type="dxa" w:w="964"/>
-          </w:tcPr>
-          <w:p>
-            <w:r>
-              <w:rPr>
-                <w:b/>
-                <w:i w:val="0"/>
-                <w:color w:val="EA580C"/>
-                <w:sz w:val="16"/>
-              </w:rPr>
-              <w:t>Moyenne</w:t>
-            </w:r>
-          </w:p>
-        </w:tc>
-        <w:tc>
-          <w:tcPr>
-            <w:tcW w:type="dxa" w:w="1247"/>
-          </w:tcPr>
-          <w:p>
-            <w:r>
-              <w:rPr>
-                <w:b/>
-                <w:i w:val="0"/>
-                <w:sz w:val="16"/>
-              </w:rPr>
-              <w:t>S04</w:t>
-              <w:br/>
-            </w:r>
-            <w:r>
-              <w:rPr>
-                <w:b w:val="0"/>
-                <w:i w:val="0"/>
-                <w:color w:val="64748B"/>
-                <w:sz w:val="14"/>
-              </w:rPr>
-              <w:t>Emploi</w:t>
-            </w:r>
-          </w:p>
-        </w:tc>
-        <w:tc>
-          <w:tcPr>
-            <w:tcW w:type="dxa" w:w="1531"/>
-          </w:tcPr>
-          <w:p>
-            <w:r>
-              <w:rPr>
-                <w:b/>
-                <w:i w:val="0"/>
-                <w:color w:val="16A34A"/>
-                <w:sz w:val="16"/>
-              </w:rPr>
-              <w:t>s00q07a, s01q54a, s01q54b, s02q20, s02q21, s03q53, s04q21, s04q46</w:t>
-            </w:r>
-          </w:p>
-        </w:tc>
-        <w:tc>
-          <w:tcPr>
-            <w:tcW w:type="dxa" w:w="1191"/>
-          </w:tcPr>
-          <w:p>
-            <w:r>
-              <w:rPr>
-                <w:b w:val="0"/>
-                <w:i w:val="0"/>
-                <w:color w:val="64748B"/>
-                <w:sz w:val="16"/>
-              </w:rPr>
-              <w:t>GT-CQ</w:t>
-            </w:r>
-          </w:p>
-        </w:tc>
-        <w:tc>
-          <w:tcPr>
-            <w:tcW w:type="dxa" w:w="4706"/>
-          </w:tcPr>
-          <w:p>
-            <w:r>
-              <w:rPr>
-                <w:b w:val="0"/>
-                <w:i w:val="0"/>
-                <w:sz w:val="17"/>
-              </w:rPr>
-              <w:t>Vous avez sélectionné l'option 'Ne sait pas' pour la catégorie socioprofessionnelle de mbaye sambe ou vous ne l'avez pas renseigné. prière de corriger.</w:t>
-            </w:r>
-          </w:p>
-        </w:tc>
-      </w:tr>
-      <w:tr>
-        <w:tc>
-          <w:tcPr>
-            <w:tcW w:type="dxa" w:w="964"/>
-          </w:tcPr>
-          <w:p>
-            <w:r>
-              <w:rPr>
-                <w:b/>
-                <w:i w:val="0"/>
-                <w:color w:val="EA580C"/>
-                <w:sz w:val="16"/>
-              </w:rPr>
-              <w:t>Moyenne</w:t>
-            </w:r>
-          </w:p>
-        </w:tc>
-        <w:tc>
-          <w:tcPr>
-            <w:tcW w:type="dxa" w:w="1247"/>
-          </w:tcPr>
-          <w:p>
-            <w:r>
-              <w:rPr>
-                <w:b/>
-                <w:i w:val="0"/>
-                <w:sz w:val="16"/>
-              </w:rPr>
-              <w:t>S04</w:t>
-              <w:br/>
-            </w:r>
-            <w:r>
-              <w:rPr>
-                <w:b w:val="0"/>
-                <w:i w:val="0"/>
-                <w:color w:val="64748B"/>
-                <w:sz w:val="14"/>
-              </w:rPr>
-              <w:t>Emploi</w:t>
-            </w:r>
-          </w:p>
-        </w:tc>
-        <w:tc>
-          <w:tcPr>
-            <w:tcW w:type="dxa" w:w="1531"/>
-          </w:tcPr>
-          <w:p>
-            <w:r>
-              <w:rPr>
-                <w:b/>
-                <w:i w:val="0"/>
-                <w:color w:val="16A34A"/>
-                <w:sz w:val="16"/>
-              </w:rPr>
-              <w:t>s00q04, s01q41, s02q14, s01q00b</w:t>
-            </w:r>
-          </w:p>
-        </w:tc>
-        <w:tc>
-          <w:tcPr>
-            <w:tcW w:type="dxa" w:w="1191"/>
-          </w:tcPr>
-          <w:p>
-            <w:r>
-              <w:rPr>
-                <w:b w:val="0"/>
-                <w:i w:val="0"/>
-                <w:color w:val="64748B"/>
-                <w:sz w:val="16"/>
-              </w:rPr>
-              <w:t>GT-CQ</w:t>
-            </w:r>
-          </w:p>
-        </w:tc>
-        <w:tc>
-          <w:tcPr>
-            <w:tcW w:type="dxa" w:w="4706"/>
-          </w:tcPr>
-          <w:p>
-            <w:r>
-              <w:rPr>
-                <w:b w:val="0"/>
-                <w:i w:val="0"/>
-                <w:sz w:val="17"/>
-              </w:rPr>
-              <w:t>Il manque des informations non renseignées de ( mbaye sambe ), prière de renseignés toutes les questions liées à ( mbaye sambe ).</w:t>
-            </w:r>
-          </w:p>
-        </w:tc>
-      </w:tr>
-      <w:tr>
-        <w:tc>
-          <w:tcPr>
-            <w:tcW w:type="dxa" w:w="964"/>
-          </w:tcPr>
-          <w:p>
-            <w:r>
-              <w:rPr>
-                <w:b/>
-                <w:i w:val="0"/>
-                <w:color w:val="EA580C"/>
-                <w:sz w:val="16"/>
-              </w:rPr>
-              <w:t>Moyenne</w:t>
-            </w:r>
-          </w:p>
-        </w:tc>
-        <w:tc>
-          <w:tcPr>
-            <w:tcW w:type="dxa" w:w="1247"/>
-          </w:tcPr>
-          <w:p>
-            <w:r>
-              <w:rPr>
-                <w:b/>
-                <w:i w:val="0"/>
-                <w:sz w:val="16"/>
-              </w:rPr>
-              <w:t>S06</w:t>
-              <w:br/>
-            </w:r>
-            <w:r>
-              <w:rPr>
-                <w:b w:val="0"/>
-                <w:i w:val="0"/>
-                <w:color w:val="64748B"/>
-                <w:sz w:val="14"/>
-              </w:rPr>
-              <w:t>Crédit &amp; épargne</w:t>
-            </w:r>
-          </w:p>
-        </w:tc>
-        <w:tc>
-          <w:tcPr>
-            <w:tcW w:type="dxa" w:w="1531"/>
-          </w:tcPr>
-          <w:p>
-            <w:r>
-              <w:rPr>
-                <w:b/>
-                <w:i w:val="0"/>
-                <w:color w:val="16A34A"/>
-                <w:sz w:val="16"/>
-              </w:rPr>
-              <w:t>—</w:t>
-            </w:r>
-          </w:p>
-        </w:tc>
-        <w:tc>
-          <w:tcPr>
-            <w:tcW w:type="dxa" w:w="1191"/>
-          </w:tcPr>
-          <w:p>
-            <w:r>
-              <w:rPr>
-                <w:b w:val="0"/>
-                <w:i w:val="0"/>
-                <w:color w:val="64748B"/>
-                <w:sz w:val="16"/>
-              </w:rPr>
-              <w:t>GT-CQ</w:t>
-            </w:r>
-          </w:p>
-        </w:tc>
-        <w:tc>
-          <w:tcPr>
-            <w:tcW w:type="dxa" w:w="4706"/>
-          </w:tcPr>
-          <w:p>
-            <w:r>
-              <w:rPr>
-                <w:b w:val="0"/>
-                <w:i w:val="0"/>
-                <w:sz w:val="17"/>
-              </w:rPr>
-              <w:t>Veuillez vous rassurez réellement que la personne n'a pas affecté de crédit immobilier.</w:t>
-            </w:r>
-          </w:p>
-        </w:tc>
-      </w:tr>
-      <w:tr>
-        <w:tc>
-          <w:tcPr>
-            <w:tcW w:type="dxa" w:w="964"/>
-          </w:tcPr>
-          <w:p>
-            <w:r>
-              <w:rPr>
-                <w:b/>
-                <w:i w:val="0"/>
-                <w:color w:val="EA580C"/>
-                <w:sz w:val="16"/>
-              </w:rPr>
-              <w:t>Moyenne</w:t>
-            </w:r>
-          </w:p>
-        </w:tc>
-        <w:tc>
-          <w:tcPr>
-            <w:tcW w:type="dxa" w:w="1247"/>
-          </w:tcPr>
-          <w:p>
-            <w:r>
-              <w:rPr>
-                <w:b/>
-                <w:i w:val="0"/>
-                <w:sz w:val="16"/>
-              </w:rPr>
-              <w:t>S07</w:t>
-              <w:br/>
-            </w:r>
-            <w:r>
-              <w:rPr>
-                <w:b w:val="0"/>
-                <w:i w:val="0"/>
-                <w:color w:val="64748B"/>
-                <w:sz w:val="14"/>
-              </w:rPr>
-              <w:t>Consommation alimentaire</w:t>
-            </w:r>
-          </w:p>
-        </w:tc>
-        <w:tc>
-          <w:tcPr>
-            <w:tcW w:type="dxa" w:w="1531"/>
-          </w:tcPr>
-          <w:p>
-            <w:r>
-              <w:rPr>
-                <w:b/>
-                <w:i w:val="0"/>
-                <w:color w:val="16A34A"/>
-                <w:sz w:val="16"/>
-              </w:rPr>
-              <w:t>—</w:t>
-            </w:r>
-          </w:p>
-        </w:tc>
-        <w:tc>
-          <w:tcPr>
-            <w:tcW w:type="dxa" w:w="1191"/>
-          </w:tcPr>
-          <w:p>
-            <w:r>
-              <w:rPr>
-                <w:b w:val="0"/>
-                <w:i w:val="0"/>
-                <w:color w:val="64748B"/>
-                <w:sz w:val="16"/>
-              </w:rPr>
-              <w:t>GT-CQ</w:t>
-            </w:r>
-          </w:p>
-        </w:tc>
-        <w:tc>
-          <w:tcPr>
-            <w:tcW w:type="dxa" w:w="4706"/>
-          </w:tcPr>
-          <w:p>
-            <w:r>
-              <w:rPr>
-                <w:b w:val="0"/>
-                <w:i w:val="0"/>
-                <w:sz w:val="17"/>
-              </w:rPr>
-              <w:t>Attention ! La dépense du répas pris à l'extérieur de mor dia sambe (4550 Fcfa) au cours de 7 derniers jours est relativement élevé.</w:t>
-            </w:r>
-          </w:p>
-        </w:tc>
-      </w:tr>
-      <w:tr>
-        <w:tc>
-          <w:tcPr>
-            <w:tcW w:type="dxa" w:w="964"/>
-          </w:tcPr>
-          <w:p>
-            <w:r>
-              <w:rPr>
-                <w:b/>
-                <w:i w:val="0"/>
-                <w:color w:val="EA580C"/>
-                <w:sz w:val="16"/>
-              </w:rPr>
-              <w:t>Moyenne</w:t>
-            </w:r>
-          </w:p>
-        </w:tc>
-        <w:tc>
-          <w:tcPr>
-            <w:tcW w:type="dxa" w:w="1247"/>
-          </w:tcPr>
-          <w:p>
-            <w:r>
-              <w:rPr>
-                <w:b/>
-                <w:i w:val="0"/>
-                <w:sz w:val="16"/>
-              </w:rPr>
-              <w:t>S07</w:t>
-              <w:br/>
-            </w:r>
-            <w:r>
-              <w:rPr>
-                <w:b w:val="0"/>
-                <w:i w:val="0"/>
-                <w:color w:val="64748B"/>
-                <w:sz w:val="14"/>
-              </w:rPr>
-              <w:t>Consommation alimentaire</w:t>
-            </w:r>
-          </w:p>
-        </w:tc>
-        <w:tc>
-          <w:tcPr>
-            <w:tcW w:type="dxa" w:w="1531"/>
-          </w:tcPr>
-          <w:p>
-            <w:r>
-              <w:rPr>
-                <w:b/>
-                <w:i w:val="0"/>
-                <w:color w:val="16A34A"/>
-                <w:sz w:val="16"/>
-              </w:rPr>
-              <w:t>—</w:t>
-            </w:r>
-          </w:p>
-        </w:tc>
-        <w:tc>
-          <w:tcPr>
-            <w:tcW w:type="dxa" w:w="1191"/>
-          </w:tcPr>
-          <w:p>
-            <w:r>
-              <w:rPr>
-                <w:b w:val="0"/>
-                <w:i w:val="0"/>
-                <w:color w:val="64748B"/>
-                <w:sz w:val="16"/>
-              </w:rPr>
-              <w:t>GT-CQ</w:t>
-            </w:r>
-          </w:p>
-        </w:tc>
-        <w:tc>
-          <w:tcPr>
-            <w:tcW w:type="dxa" w:w="4706"/>
-          </w:tcPr>
-          <w:p>
-            <w:r>
-              <w:rPr>
-                <w:b w:val="0"/>
-                <w:i w:val="0"/>
-                <w:sz w:val="17"/>
-              </w:rPr>
-              <w:t>Prière de corriger ou de confirmer avec le QG.</w:t>
-            </w:r>
-          </w:p>
-        </w:tc>
-      </w:tr>
-      <w:tr>
-        <w:tc>
-          <w:tcPr>
-            <w:tcW w:type="dxa" w:w="964"/>
-          </w:tcPr>
-          <w:p>
-            <w:r>
-              <w:rPr>
-                <w:b/>
-                <w:i w:val="0"/>
-                <w:color w:val="EA580C"/>
-                <w:sz w:val="16"/>
-              </w:rPr>
-              <w:t>Moyenne</w:t>
-            </w:r>
-          </w:p>
-        </w:tc>
-        <w:tc>
-          <w:tcPr>
-            <w:tcW w:type="dxa" w:w="1247"/>
-          </w:tcPr>
-          <w:p>
-            <w:r>
-              <w:rPr>
-                <w:b/>
-                <w:i w:val="0"/>
-                <w:sz w:val="16"/>
-              </w:rPr>
-              <w:t>S07</w:t>
-              <w:br/>
-            </w:r>
-            <w:r>
-              <w:rPr>
-                <w:b w:val="0"/>
-                <w:i w:val="0"/>
-                <w:color w:val="64748B"/>
-                <w:sz w:val="14"/>
-              </w:rPr>
-              <w:t>Consommation alimentaire</w:t>
-            </w:r>
-          </w:p>
-        </w:tc>
-        <w:tc>
-          <w:tcPr>
-            <w:tcW w:type="dxa" w:w="1531"/>
-          </w:tcPr>
-          <w:p>
-            <w:r>
-              <w:rPr>
-                <w:b/>
-                <w:i w:val="0"/>
-                <w:color w:val="16A34A"/>
-                <w:sz w:val="16"/>
-              </w:rPr>
-              <w:t>—</w:t>
-            </w:r>
-          </w:p>
-        </w:tc>
-        <w:tc>
-          <w:tcPr>
-            <w:tcW w:type="dxa" w:w="1191"/>
-          </w:tcPr>
-          <w:p>
-            <w:r>
-              <w:rPr>
-                <w:b w:val="0"/>
-                <w:i w:val="0"/>
-                <w:color w:val="64748B"/>
-                <w:sz w:val="16"/>
-              </w:rPr>
-              <w:t>GT-CQ</w:t>
-            </w:r>
-          </w:p>
-        </w:tc>
-        <w:tc>
-          <w:tcPr>
-            <w:tcW w:type="dxa" w:w="4706"/>
-          </w:tcPr>
-          <w:p>
-            <w:r>
-              <w:rPr>
-                <w:b w:val="0"/>
-                <w:i w:val="0"/>
-                <w:sz w:val="17"/>
-              </w:rPr>
-              <w:t>Attention ! Le prix unitaire d'achat (25 Fcfa) de Sel en Sachets (Petit) est relativement faible par rapport aux autres prix observés dans cette zone.</w:t>
-            </w:r>
-          </w:p>
-        </w:tc>
-      </w:tr>
-      <w:tr>
-        <w:tc>
-          <w:tcPr>
-            <w:tcW w:type="dxa" w:w="964"/>
-          </w:tcPr>
-          <w:p>
-            <w:r>
-              <w:rPr>
-                <w:b/>
-                <w:i w:val="0"/>
-                <w:color w:val="EA580C"/>
-                <w:sz w:val="16"/>
-              </w:rPr>
-              <w:t>Moyenne</w:t>
-            </w:r>
-          </w:p>
-        </w:tc>
-        <w:tc>
-          <w:tcPr>
-            <w:tcW w:type="dxa" w:w="1247"/>
-          </w:tcPr>
-          <w:p>
-            <w:r>
-              <w:rPr>
-                <w:b/>
-                <w:i w:val="0"/>
-                <w:sz w:val="16"/>
-              </w:rPr>
-              <w:t>S07</w:t>
-              <w:br/>
-            </w:r>
-            <w:r>
-              <w:rPr>
-                <w:b w:val="0"/>
-                <w:i w:val="0"/>
-                <w:color w:val="64748B"/>
-                <w:sz w:val="14"/>
-              </w:rPr>
-              <w:t>Consommation alimentaire</w:t>
-            </w:r>
-          </w:p>
-        </w:tc>
-        <w:tc>
-          <w:tcPr>
-            <w:tcW w:type="dxa" w:w="1531"/>
-          </w:tcPr>
-          <w:p>
-            <w:r>
-              <w:rPr>
-                <w:b/>
-                <w:i w:val="0"/>
-                <w:color w:val="16A34A"/>
-                <w:sz w:val="16"/>
-              </w:rPr>
-              <w:t>—</w:t>
-            </w:r>
-          </w:p>
-        </w:tc>
-        <w:tc>
-          <w:tcPr>
-            <w:tcW w:type="dxa" w:w="1191"/>
-          </w:tcPr>
-          <w:p>
-            <w:r>
-              <w:rPr>
-                <w:b w:val="0"/>
-                <w:i w:val="0"/>
-                <w:color w:val="64748B"/>
-                <w:sz w:val="16"/>
-              </w:rPr>
-              <w:t>GT-CQ</w:t>
-            </w:r>
-          </w:p>
-        </w:tc>
-        <w:tc>
-          <w:tcPr>
-            <w:tcW w:type="dxa" w:w="4706"/>
-          </w:tcPr>
-          <w:p>
-            <w:r>
-              <w:rPr>
-                <w:b w:val="0"/>
-                <w:i w:val="0"/>
-                <w:sz w:val="17"/>
-              </w:rPr>
-              <w:t>Prière de corriger ou de confirmer avec le QG.</w:t>
-            </w:r>
-          </w:p>
-        </w:tc>
-      </w:tr>
-      <w:tr>
-        <w:tc>
-          <w:tcPr>
-            <w:tcW w:type="dxa" w:w="964"/>
-          </w:tcPr>
-          <w:p>
-            <w:r>
-              <w:rPr>
-                <w:b/>
-                <w:i w:val="0"/>
-                <w:color w:val="EA580C"/>
-                <w:sz w:val="16"/>
-              </w:rPr>
-              <w:t>Moyenne</w:t>
-            </w:r>
-          </w:p>
-        </w:tc>
-        <w:tc>
-          <w:tcPr>
-            <w:tcW w:type="dxa" w:w="1247"/>
-          </w:tcPr>
-          <w:p>
-            <w:r>
-              <w:rPr>
-                <w:b/>
-                <w:i w:val="0"/>
-                <w:sz w:val="16"/>
-              </w:rPr>
-              <w:t>S09</w:t>
-              <w:br/>
-            </w:r>
-            <w:r>
-              <w:rPr>
-                <w:b w:val="0"/>
-                <w:i w:val="0"/>
-                <w:color w:val="64748B"/>
-                <w:sz w:val="14"/>
-              </w:rPr>
-              <w:t>Dépenses non alimentaires</w:t>
-            </w:r>
-          </w:p>
-        </w:tc>
-        <w:tc>
-          <w:tcPr>
-            <w:tcW w:type="dxa" w:w="1531"/>
-          </w:tcPr>
-          <w:p>
-            <w:r>
-              <w:rPr>
-                <w:b/>
-                <w:i w:val="0"/>
-                <w:color w:val="16A34A"/>
-                <w:sz w:val="16"/>
-              </w:rPr>
-              <w:t>—</w:t>
-            </w:r>
-          </w:p>
-        </w:tc>
-        <w:tc>
-          <w:tcPr>
-            <w:tcW w:type="dxa" w:w="1191"/>
-          </w:tcPr>
-          <w:p>
-            <w:r>
-              <w:rPr>
-                <w:b w:val="0"/>
-                <w:i w:val="0"/>
-                <w:color w:val="64748B"/>
-                <w:sz w:val="16"/>
-              </w:rPr>
-              <w:t>GT-CQ</w:t>
-            </w:r>
-          </w:p>
-        </w:tc>
-        <w:tc>
-          <w:tcPr>
-            <w:tcW w:type="dxa" w:w="4706"/>
-          </w:tcPr>
-          <w:p>
-            <w:r>
-              <w:rPr>
-                <w:b w:val="0"/>
-                <w:i w:val="0"/>
-                <w:sz w:val="17"/>
-              </w:rPr>
-              <w:t>Attention ! La dépense totale du ménage de MAODO SAMBE (650000 Fcfa) de la fête de Autres fêtes réligieuses musulmanes est relativement élevé.</w:t>
-            </w:r>
-          </w:p>
-        </w:tc>
-      </w:tr>
-      <w:tr>
-        <w:tc>
-          <w:tcPr>
-            <w:tcW w:type="dxa" w:w="964"/>
-          </w:tcPr>
-          <w:p>
-            <w:r>
-              <w:rPr>
-                <w:b/>
-                <w:i w:val="0"/>
-                <w:color w:val="EA580C"/>
-                <w:sz w:val="16"/>
-              </w:rPr>
-              <w:t>Moyenne</w:t>
-            </w:r>
-          </w:p>
-        </w:tc>
-        <w:tc>
-          <w:tcPr>
-            <w:tcW w:type="dxa" w:w="1247"/>
-          </w:tcPr>
-          <w:p>
-            <w:r>
-              <w:rPr>
-                <w:b/>
-                <w:i w:val="0"/>
-                <w:sz w:val="16"/>
-              </w:rPr>
-              <w:t>S09</w:t>
-              <w:br/>
-            </w:r>
-            <w:r>
-              <w:rPr>
-                <w:b w:val="0"/>
-                <w:i w:val="0"/>
-                <w:color w:val="64748B"/>
-                <w:sz w:val="14"/>
-              </w:rPr>
-              <w:t>Dépenses non alimentaires</w:t>
-            </w:r>
-          </w:p>
-        </w:tc>
-        <w:tc>
-          <w:tcPr>
-            <w:tcW w:type="dxa" w:w="1531"/>
-          </w:tcPr>
-          <w:p>
-            <w:r>
-              <w:rPr>
-                <w:b/>
-                <w:i w:val="0"/>
-                <w:color w:val="16A34A"/>
-                <w:sz w:val="16"/>
-              </w:rPr>
-              <w:t>—</w:t>
-            </w:r>
-          </w:p>
-        </w:tc>
-        <w:tc>
-          <w:tcPr>
-            <w:tcW w:type="dxa" w:w="1191"/>
-          </w:tcPr>
-          <w:p>
-            <w:r>
-              <w:rPr>
-                <w:b w:val="0"/>
-                <w:i w:val="0"/>
-                <w:color w:val="64748B"/>
-                <w:sz w:val="16"/>
-              </w:rPr>
-              <w:t>GT-CQ</w:t>
-            </w:r>
-          </w:p>
-        </w:tc>
-        <w:tc>
-          <w:tcPr>
-            <w:tcW w:type="dxa" w:w="4706"/>
-          </w:tcPr>
-          <w:p>
-            <w:r>
-              <w:rPr>
-                <w:b w:val="0"/>
-                <w:i w:val="0"/>
-                <w:sz w:val="17"/>
-              </w:rPr>
-              <w:t>Prière de corriger ou de confirmer avec le QG.</w:t>
-            </w:r>
-          </w:p>
-        </w:tc>
-      </w:tr>
-      <w:tr>
-        <w:tc>
-          <w:tcPr>
-            <w:tcW w:type="dxa" w:w="964"/>
-          </w:tcPr>
-          <w:p>
-            <w:r>
-              <w:rPr>
-                <w:b/>
-                <w:i w:val="0"/>
-                <w:color w:val="EA580C"/>
-                <w:sz w:val="16"/>
-              </w:rPr>
-              <w:t>Moyenne</w:t>
-            </w:r>
-          </w:p>
-        </w:tc>
-        <w:tc>
-          <w:tcPr>
-            <w:tcW w:type="dxa" w:w="1247"/>
-          </w:tcPr>
-          <w:p>
-            <w:r>
-              <w:rPr>
-                <w:b/>
-                <w:i w:val="0"/>
-                <w:sz w:val="16"/>
-              </w:rPr>
-              <w:t>S09</w:t>
-              <w:br/>
-            </w:r>
-            <w:r>
-              <w:rPr>
-                <w:b w:val="0"/>
-                <w:i w:val="0"/>
-                <w:color w:val="64748B"/>
-                <w:sz w:val="14"/>
-              </w:rPr>
-              <w:t>Dépenses non alimentaires</w:t>
-            </w:r>
-          </w:p>
-        </w:tc>
-        <w:tc>
-          <w:tcPr>
-            <w:tcW w:type="dxa" w:w="1531"/>
-          </w:tcPr>
-          <w:p>
-            <w:r>
-              <w:rPr>
-                <w:b/>
-                <w:i w:val="0"/>
-                <w:color w:val="16A34A"/>
-                <w:sz w:val="16"/>
-              </w:rPr>
-              <w:t>—</w:t>
-            </w:r>
-          </w:p>
-        </w:tc>
-        <w:tc>
-          <w:tcPr>
-            <w:tcW w:type="dxa" w:w="1191"/>
-          </w:tcPr>
-          <w:p>
-            <w:r>
-              <w:rPr>
-                <w:b w:val="0"/>
-                <w:i w:val="0"/>
-                <w:color w:val="64748B"/>
-                <w:sz w:val="16"/>
-              </w:rPr>
-              <w:t>GT-CQ</w:t>
-            </w:r>
-          </w:p>
-        </w:tc>
-        <w:tc>
-          <w:tcPr>
-            <w:tcW w:type="dxa" w:w="4706"/>
-          </w:tcPr>
-          <w:p>
-            <w:r>
-              <w:rPr>
-                <w:b w:val="0"/>
-                <w:i w:val="0"/>
-                <w:sz w:val="17"/>
-              </w:rPr>
-              <w:t>Attention ! La dépense du ménage de MAODO SAMBE (3000 Fcfa) au cours de 7 derniers jours de Essence pour motocyclette est relativement élevé.</w:t>
-            </w:r>
-          </w:p>
-        </w:tc>
-      </w:tr>
-      <w:tr>
-        <w:tc>
-          <w:tcPr>
-            <w:tcW w:type="dxa" w:w="964"/>
-          </w:tcPr>
-          <w:p>
-            <w:r>
-              <w:rPr>
-                <w:b/>
-                <w:i w:val="0"/>
-                <w:color w:val="EA580C"/>
-                <w:sz w:val="16"/>
-              </w:rPr>
-              <w:t>Moyenne</w:t>
-            </w:r>
-          </w:p>
-        </w:tc>
-        <w:tc>
-          <w:tcPr>
-            <w:tcW w:type="dxa" w:w="1247"/>
-          </w:tcPr>
-          <w:p>
-            <w:r>
-              <w:rPr>
-                <w:b/>
-                <w:i w:val="0"/>
-                <w:sz w:val="16"/>
-              </w:rPr>
-              <w:t>S09</w:t>
-              <w:br/>
-            </w:r>
-            <w:r>
-              <w:rPr>
-                <w:b w:val="0"/>
-                <w:i w:val="0"/>
-                <w:color w:val="64748B"/>
-                <w:sz w:val="14"/>
-              </w:rPr>
-              <w:t>Dépenses non alimentaires</w:t>
-            </w:r>
-          </w:p>
-        </w:tc>
-        <w:tc>
-          <w:tcPr>
-            <w:tcW w:type="dxa" w:w="1531"/>
-          </w:tcPr>
-          <w:p>
-            <w:r>
-              <w:rPr>
-                <w:b/>
-                <w:i w:val="0"/>
-                <w:color w:val="16A34A"/>
-                <w:sz w:val="16"/>
-              </w:rPr>
-              <w:t>—</w:t>
-            </w:r>
-          </w:p>
-        </w:tc>
-        <w:tc>
-          <w:tcPr>
-            <w:tcW w:type="dxa" w:w="1191"/>
-          </w:tcPr>
-          <w:p>
-            <w:r>
-              <w:rPr>
-                <w:b w:val="0"/>
-                <w:i w:val="0"/>
-                <w:color w:val="64748B"/>
-                <w:sz w:val="16"/>
-              </w:rPr>
-              <w:t>GT-CQ</w:t>
-            </w:r>
-          </w:p>
-        </w:tc>
-        <w:tc>
-          <w:tcPr>
-            <w:tcW w:type="dxa" w:w="4706"/>
-          </w:tcPr>
-          <w:p>
-            <w:r>
-              <w:rPr>
-                <w:b w:val="0"/>
-                <w:i w:val="0"/>
-                <w:sz w:val="17"/>
-              </w:rPr>
-              <w:t>Prière de corriger ou de confirmer avec le QG.</w:t>
-            </w:r>
-          </w:p>
-        </w:tc>
-      </w:tr>
-      <w:tr>
-        <w:tc>
-          <w:tcPr>
-            <w:tcW w:type="dxa" w:w="964"/>
-          </w:tcPr>
-          <w:p>
-            <w:r>
-              <w:rPr>
-                <w:b/>
-                <w:i w:val="0"/>
-                <w:color w:val="EA580C"/>
-                <w:sz w:val="16"/>
-              </w:rPr>
-              <w:t>Moyenne</w:t>
-            </w:r>
-          </w:p>
-        </w:tc>
-        <w:tc>
-          <w:tcPr>
-            <w:tcW w:type="dxa" w:w="1247"/>
-          </w:tcPr>
-          <w:p>
-            <w:r>
-              <w:rPr>
-                <w:b/>
-                <w:i w:val="0"/>
-                <w:sz w:val="16"/>
-              </w:rPr>
-              <w:t>S09</w:t>
-              <w:br/>
-            </w:r>
-            <w:r>
-              <w:rPr>
-                <w:b w:val="0"/>
-                <w:i w:val="0"/>
-                <w:color w:val="64748B"/>
-                <w:sz w:val="14"/>
-              </w:rPr>
-              <w:t>Dépenses non alimentaires</w:t>
-            </w:r>
-          </w:p>
-        </w:tc>
-        <w:tc>
-          <w:tcPr>
-            <w:tcW w:type="dxa" w:w="1531"/>
-          </w:tcPr>
-          <w:p>
-            <w:r>
-              <w:rPr>
-                <w:b/>
-                <w:i w:val="0"/>
-                <w:color w:val="16A34A"/>
-                <w:sz w:val="16"/>
-              </w:rPr>
-              <w:t>s01q23, s01q00b, s01q23_autre</w:t>
-            </w:r>
-          </w:p>
-        </w:tc>
-        <w:tc>
-          <w:tcPr>
-            <w:tcW w:type="dxa" w:w="1191"/>
-          </w:tcPr>
-          <w:p>
-            <w:r>
-              <w:rPr>
-                <w:b w:val="0"/>
-                <w:i w:val="0"/>
-                <w:color w:val="64748B"/>
-                <w:sz w:val="16"/>
-              </w:rPr>
-              <w:t>GT-CQ</w:t>
-            </w:r>
-          </w:p>
-        </w:tc>
-        <w:tc>
-          <w:tcPr>
-            <w:tcW w:type="dxa" w:w="4706"/>
-          </w:tcPr>
-          <w:p>
-            <w:r>
-              <w:rPr>
-                <w:b w:val="0"/>
-                <w:i w:val="0"/>
-                <w:sz w:val="17"/>
-              </w:rPr>
-              <w:t>La dernière fois que vous avez acheté Bois de chauffe acheté est champ et semble exister dans les modalités, prière de prendre attache avec le QG pour plus d'explication afin de la classer bien.</w:t>
-            </w:r>
-          </w:p>
-        </w:tc>
-      </w:tr>
-      <w:tr>
-        <w:tc>
-          <w:tcPr>
-            <w:tcW w:type="dxa" w:w="964"/>
-          </w:tcPr>
-          <w:p>
-            <w:r>
-              <w:rPr>
-                <w:b/>
-                <w:i w:val="0"/>
-                <w:color w:val="EA580C"/>
-                <w:sz w:val="16"/>
-              </w:rPr>
-              <w:t>Moyenne</w:t>
-            </w:r>
-          </w:p>
-        </w:tc>
-        <w:tc>
-          <w:tcPr>
-            <w:tcW w:type="dxa" w:w="1247"/>
-          </w:tcPr>
-          <w:p>
-            <w:r>
-              <w:rPr>
-                <w:b/>
-                <w:i w:val="0"/>
-                <w:sz w:val="16"/>
-              </w:rPr>
-              <w:t>S09</w:t>
-              <w:br/>
-            </w:r>
-            <w:r>
-              <w:rPr>
-                <w:b w:val="0"/>
-                <w:i w:val="0"/>
-                <w:color w:val="64748B"/>
-                <w:sz w:val="14"/>
-              </w:rPr>
-              <w:t>Dépenses non alimentaires</w:t>
-            </w:r>
-          </w:p>
-        </w:tc>
-        <w:tc>
-          <w:tcPr>
-            <w:tcW w:type="dxa" w:w="1531"/>
-          </w:tcPr>
-          <w:p>
-            <w:r>
-              <w:rPr>
-                <w:b/>
-                <w:i w:val="0"/>
-                <w:color w:val="16A34A"/>
-                <w:sz w:val="16"/>
-              </w:rPr>
-              <w:t>s01q23, s01q00b, s01q23_autre</w:t>
-            </w:r>
-          </w:p>
-        </w:tc>
-        <w:tc>
-          <w:tcPr>
-            <w:tcW w:type="dxa" w:w="1191"/>
-          </w:tcPr>
-          <w:p>
-            <w:r>
-              <w:rPr>
-                <w:b w:val="0"/>
-                <w:i w:val="0"/>
-                <w:color w:val="64748B"/>
-                <w:sz w:val="16"/>
-              </w:rPr>
-              <w:t>GT-CQ</w:t>
-            </w:r>
-          </w:p>
-        </w:tc>
-        <w:tc>
-          <w:tcPr>
-            <w:tcW w:type="dxa" w:w="4706"/>
-          </w:tcPr>
-          <w:p>
-            <w:r>
-              <w:rPr>
-                <w:b w:val="0"/>
-                <w:i w:val="0"/>
-                <w:sz w:val="17"/>
-              </w:rPr>
-              <w:t>La dernière fois que vous avez acheté Bois de chauffe ramassé/coupé (estimer la valeur) est champ et semble exister dans les modalités, prière de prendre attache avec le QG pour plus d'explication afin de la classer bien.</w:t>
-            </w:r>
-          </w:p>
-        </w:tc>
-      </w:tr>
-      <w:tr>
-        <w:tc>
-          <w:tcPr>
-            <w:tcW w:type="dxa" w:w="964"/>
-          </w:tcPr>
-          <w:p>
-            <w:r>
-              <w:rPr>
-                <w:b/>
-                <w:i w:val="0"/>
-                <w:color w:val="EA580C"/>
-                <w:sz w:val="16"/>
-              </w:rPr>
-              <w:t>Moyenne</w:t>
-            </w:r>
-          </w:p>
-        </w:tc>
-        <w:tc>
-          <w:tcPr>
-            <w:tcW w:type="dxa" w:w="1247"/>
-          </w:tcPr>
-          <w:p>
-            <w:r>
-              <w:rPr>
-                <w:b/>
-                <w:i w:val="0"/>
-                <w:sz w:val="16"/>
-              </w:rPr>
-              <w:t>S09</w:t>
-              <w:br/>
-            </w:r>
-            <w:r>
-              <w:rPr>
-                <w:b w:val="0"/>
-                <w:i w:val="0"/>
-                <w:color w:val="64748B"/>
-                <w:sz w:val="14"/>
-              </w:rPr>
-              <w:t>Dépenses non alimentaires</w:t>
-            </w:r>
-          </w:p>
-        </w:tc>
-        <w:tc>
-          <w:tcPr>
-            <w:tcW w:type="dxa" w:w="1531"/>
-          </w:tcPr>
-          <w:p>
-            <w:r>
-              <w:rPr>
-                <w:b/>
-                <w:i w:val="0"/>
-                <w:color w:val="16A34A"/>
-                <w:sz w:val="16"/>
-              </w:rPr>
-              <w:t>—</w:t>
-            </w:r>
-          </w:p>
-        </w:tc>
-        <w:tc>
-          <w:tcPr>
-            <w:tcW w:type="dxa" w:w="1191"/>
-          </w:tcPr>
-          <w:p>
-            <w:r>
-              <w:rPr>
-                <w:b w:val="0"/>
-                <w:i w:val="0"/>
-                <w:color w:val="64748B"/>
-                <w:sz w:val="16"/>
-              </w:rPr>
-              <w:t>GT-CQ</w:t>
-            </w:r>
-          </w:p>
-        </w:tc>
-        <w:tc>
-          <w:tcPr>
-            <w:tcW w:type="dxa" w:w="4706"/>
-          </w:tcPr>
-          <w:p>
-            <w:r>
-              <w:rPr>
-                <w:b w:val="0"/>
-                <w:i w:val="0"/>
-                <w:sz w:val="17"/>
-              </w:rPr>
-              <w:t>Attention ! La dépense du ménage de MAODO SAMBE (3300 Fcfa) au cours de 30 derniers jours de Bois de chauffe ramassé/coupé (estimer la valeur) est relativement élevé.</w:t>
-            </w:r>
-          </w:p>
-        </w:tc>
-      </w:tr>
-      <w:tr>
-        <w:tc>
-          <w:tcPr>
-            <w:tcW w:type="dxa" w:w="964"/>
-          </w:tcPr>
-          <w:p>
-            <w:r>
-              <w:rPr>
-                <w:b/>
-                <w:i w:val="0"/>
-                <w:color w:val="EA580C"/>
-                <w:sz w:val="16"/>
-              </w:rPr>
-              <w:t>Moyenne</w:t>
-            </w:r>
-          </w:p>
-        </w:tc>
-        <w:tc>
-          <w:tcPr>
-            <w:tcW w:type="dxa" w:w="1247"/>
-          </w:tcPr>
-          <w:p>
-            <w:r>
-              <w:rPr>
-                <w:b/>
-                <w:i w:val="0"/>
-                <w:sz w:val="16"/>
-              </w:rPr>
-              <w:t>S09</w:t>
-              <w:br/>
-            </w:r>
-            <w:r>
-              <w:rPr>
-                <w:b w:val="0"/>
-                <w:i w:val="0"/>
-                <w:color w:val="64748B"/>
-                <w:sz w:val="14"/>
-              </w:rPr>
-              <w:t>Dépenses non alimentaires</w:t>
-            </w:r>
-          </w:p>
-        </w:tc>
-        <w:tc>
-          <w:tcPr>
-            <w:tcW w:type="dxa" w:w="1531"/>
-          </w:tcPr>
-          <w:p>
-            <w:r>
-              <w:rPr>
-                <w:b/>
-                <w:i w:val="0"/>
-                <w:color w:val="16A34A"/>
-                <w:sz w:val="16"/>
-              </w:rPr>
-              <w:t>—</w:t>
-            </w:r>
-          </w:p>
-        </w:tc>
-        <w:tc>
-          <w:tcPr>
-            <w:tcW w:type="dxa" w:w="1191"/>
-          </w:tcPr>
-          <w:p>
-            <w:r>
-              <w:rPr>
-                <w:b w:val="0"/>
-                <w:i w:val="0"/>
-                <w:color w:val="64748B"/>
-                <w:sz w:val="16"/>
-              </w:rPr>
-              <w:t>GT-CQ</w:t>
-            </w:r>
-          </w:p>
-        </w:tc>
-        <w:tc>
-          <w:tcPr>
-            <w:tcW w:type="dxa" w:w="4706"/>
-          </w:tcPr>
-          <w:p>
-            <w:r>
-              <w:rPr>
-                <w:b w:val="0"/>
-                <w:i w:val="0"/>
-                <w:sz w:val="17"/>
-              </w:rPr>
-              <w:t>Prière de corriger ou de confirmer avec le QG.</w:t>
-            </w:r>
-          </w:p>
-        </w:tc>
-      </w:tr>
-      <w:tr>
-        <w:tc>
-          <w:tcPr>
-            <w:tcW w:type="dxa" w:w="964"/>
-          </w:tcPr>
-          <w:p>
-            <w:r>
-              <w:rPr>
-                <w:b/>
-                <w:i w:val="0"/>
-                <w:color w:val="EA580C"/>
-                <w:sz w:val="16"/>
-              </w:rPr>
-              <w:t>Moyenne</w:t>
-            </w:r>
-          </w:p>
-        </w:tc>
-        <w:tc>
-          <w:tcPr>
-            <w:tcW w:type="dxa" w:w="1247"/>
-          </w:tcPr>
-          <w:p>
-            <w:r>
-              <w:rPr>
-                <w:b/>
-                <w:i w:val="0"/>
-                <w:sz w:val="16"/>
-              </w:rPr>
-              <w:t>S09</w:t>
-              <w:br/>
-            </w:r>
-            <w:r>
-              <w:rPr>
-                <w:b w:val="0"/>
-                <w:i w:val="0"/>
-                <w:color w:val="64748B"/>
-                <w:sz w:val="14"/>
-              </w:rPr>
-              <w:t>Dépenses non alimentaires</w:t>
-            </w:r>
-          </w:p>
-        </w:tc>
-        <w:tc>
-          <w:tcPr>
-            <w:tcW w:type="dxa" w:w="1531"/>
-          </w:tcPr>
-          <w:p>
-            <w:r>
-              <w:rPr>
-                <w:b/>
-                <w:i w:val="0"/>
-                <w:color w:val="16A34A"/>
-                <w:sz w:val="16"/>
-              </w:rPr>
-              <w:t>—</w:t>
-            </w:r>
-          </w:p>
-        </w:tc>
-        <w:tc>
-          <w:tcPr>
-            <w:tcW w:type="dxa" w:w="1191"/>
-          </w:tcPr>
-          <w:p>
-            <w:r>
-              <w:rPr>
-                <w:b w:val="0"/>
-                <w:i w:val="0"/>
-                <w:color w:val="64748B"/>
-                <w:sz w:val="16"/>
-              </w:rPr>
-              <w:t>GT-CQ</w:t>
-            </w:r>
-          </w:p>
-        </w:tc>
-        <w:tc>
-          <w:tcPr>
-            <w:tcW w:type="dxa" w:w="4706"/>
-          </w:tcPr>
-          <w:p>
-            <w:r>
-              <w:rPr>
-                <w:b w:val="0"/>
-                <w:i w:val="0"/>
-                <w:sz w:val="17"/>
-              </w:rPr>
-              <w:t>Attention ! La dépense du ménage de MAODO SAMBE (1500 Fcfa) au cours de 12 derniers mois de Achat d'une lampes (lampe électrique, lampe tempête, lampe torche, etc.) est relativement élevé.</w:t>
-            </w:r>
-          </w:p>
-        </w:tc>
-      </w:tr>
-      <w:tr>
-        <w:tc>
-          <w:tcPr>
-            <w:tcW w:type="dxa" w:w="964"/>
-          </w:tcPr>
-          <w:p>
-            <w:r>
-              <w:rPr>
-                <w:b/>
-                <w:i w:val="0"/>
-                <w:color w:val="EA580C"/>
-                <w:sz w:val="16"/>
-              </w:rPr>
-              <w:t>Moyenne</w:t>
-            </w:r>
-          </w:p>
-        </w:tc>
-        <w:tc>
-          <w:tcPr>
-            <w:tcW w:type="dxa" w:w="1247"/>
-          </w:tcPr>
-          <w:p>
-            <w:r>
-              <w:rPr>
-                <w:b/>
-                <w:i w:val="0"/>
-                <w:sz w:val="16"/>
-              </w:rPr>
-              <w:t>S09</w:t>
-              <w:br/>
-            </w:r>
-            <w:r>
-              <w:rPr>
-                <w:b w:val="0"/>
-                <w:i w:val="0"/>
-                <w:color w:val="64748B"/>
-                <w:sz w:val="14"/>
-              </w:rPr>
-              <w:t>Dépenses non alimentaires</w:t>
-            </w:r>
-          </w:p>
-        </w:tc>
-        <w:tc>
-          <w:tcPr>
-            <w:tcW w:type="dxa" w:w="1531"/>
-          </w:tcPr>
-          <w:p>
-            <w:r>
-              <w:rPr>
-                <w:b/>
-                <w:i w:val="0"/>
-                <w:color w:val="16A34A"/>
-                <w:sz w:val="16"/>
-              </w:rPr>
-              <w:t>—</w:t>
-            </w:r>
-          </w:p>
-        </w:tc>
-        <w:tc>
-          <w:tcPr>
-            <w:tcW w:type="dxa" w:w="1191"/>
-          </w:tcPr>
-          <w:p>
-            <w:r>
-              <w:rPr>
-                <w:b w:val="0"/>
-                <w:i w:val="0"/>
-                <w:color w:val="64748B"/>
-                <w:sz w:val="16"/>
-              </w:rPr>
-              <w:t>GT-CQ</w:t>
-            </w:r>
-          </w:p>
-        </w:tc>
-        <w:tc>
-          <w:tcPr>
-            <w:tcW w:type="dxa" w:w="4706"/>
-          </w:tcPr>
-          <w:p>
-            <w:r>
-              <w:rPr>
-                <w:b w:val="0"/>
-                <w:i w:val="0"/>
-                <w:sz w:val="17"/>
-              </w:rPr>
-              <w:t>Prière de corriger ou de confirmer avec le QG.</w:t>
-            </w:r>
-          </w:p>
-        </w:tc>
-      </w:tr>
-      <w:tr>
-        <w:tc>
-          <w:tcPr>
-            <w:tcW w:type="dxa" w:w="964"/>
-          </w:tcPr>
-          <w:p>
-            <w:r>
-              <w:rPr>
-                <w:b/>
-                <w:i w:val="0"/>
-                <w:color w:val="EA580C"/>
-                <w:sz w:val="16"/>
-              </w:rPr>
-              <w:t>Moyenne</w:t>
-            </w:r>
-          </w:p>
-        </w:tc>
-        <w:tc>
-          <w:tcPr>
-            <w:tcW w:type="dxa" w:w="1247"/>
-          </w:tcPr>
-          <w:p>
-            <w:r>
-              <w:rPr>
-                <w:b/>
-                <w:i w:val="0"/>
-                <w:sz w:val="16"/>
-              </w:rPr>
-              <w:t>S10</w:t>
-              <w:br/>
-            </w:r>
-            <w:r>
-              <w:rPr>
-                <w:b w:val="0"/>
-                <w:i w:val="0"/>
-                <w:color w:val="64748B"/>
-                <w:sz w:val="14"/>
-              </w:rPr>
-              <w:t>Logement</w:t>
-            </w:r>
-          </w:p>
-        </w:tc>
-        <w:tc>
-          <w:tcPr>
-            <w:tcW w:type="dxa" w:w="1531"/>
-          </w:tcPr>
-          <w:p>
-            <w:r>
-              <w:rPr>
-                <w:b/>
-                <w:i w:val="0"/>
-                <w:color w:val="16A34A"/>
-                <w:sz w:val="16"/>
-              </w:rPr>
-              <w:t>s00q07a, s00q08, s00q10, s00q13_0, s00q15_0, s00q17_0, s00q23a, s00q23b</w:t>
-            </w:r>
-          </w:p>
-        </w:tc>
-        <w:tc>
-          <w:tcPr>
-            <w:tcW w:type="dxa" w:w="1191"/>
-          </w:tcPr>
-          <w:p>
-            <w:r>
-              <w:rPr>
-                <w:b w:val="0"/>
-                <w:i w:val="0"/>
-                <w:color w:val="64748B"/>
-                <w:sz w:val="16"/>
-              </w:rPr>
-              <w:t>GT-CQ</w:t>
-            </w:r>
-          </w:p>
-        </w:tc>
-        <w:tc>
-          <w:tcPr>
-            <w:tcW w:type="dxa" w:w="4706"/>
-          </w:tcPr>
-          <w:p>
-            <w:r>
-              <w:rPr>
-                <w:b w:val="0"/>
-                <w:i w:val="0"/>
-                <w:sz w:val="17"/>
-              </w:rPr>
-              <w:t>Le noms de l'entreprise  ne doit pas contenir de chiffre et doit être bien renseigné, prière de bien renseigné .</w:t>
-            </w:r>
-          </w:p>
-        </w:tc>
-      </w:tr>
-      <w:tr>
-        <w:tc>
-          <w:tcPr>
-            <w:tcW w:type="dxa" w:w="964"/>
-          </w:tcPr>
-          <w:p>
-            <w:r>
-              <w:rPr>
-                <w:b/>
-                <w:i w:val="0"/>
-                <w:color w:val="EA580C"/>
-                <w:sz w:val="16"/>
-              </w:rPr>
-              <w:t>Moyenne</w:t>
-            </w:r>
-          </w:p>
-        </w:tc>
-        <w:tc>
-          <w:tcPr>
-            <w:tcW w:type="dxa" w:w="1247"/>
-          </w:tcPr>
-          <w:p>
-            <w:r>
-              <w:rPr>
-                <w:b/>
-                <w:i w:val="0"/>
-                <w:sz w:val="16"/>
-              </w:rPr>
-              <w:t>S10</w:t>
-              <w:br/>
-            </w:r>
-            <w:r>
-              <w:rPr>
-                <w:b w:val="0"/>
-                <w:i w:val="0"/>
-                <w:color w:val="64748B"/>
-                <w:sz w:val="14"/>
-              </w:rPr>
-              <w:t>Logement</w:t>
-            </w:r>
-          </w:p>
-        </w:tc>
-        <w:tc>
-          <w:tcPr>
-            <w:tcW w:type="dxa" w:w="1531"/>
-          </w:tcPr>
-          <w:p>
-            <w:r>
-              <w:rPr>
-                <w:b/>
-                <w:i w:val="0"/>
-                <w:color w:val="16A34A"/>
-                <w:sz w:val="16"/>
-              </w:rPr>
-              <w:t>s10q10</w:t>
-            </w:r>
-          </w:p>
-        </w:tc>
-        <w:tc>
-          <w:tcPr>
-            <w:tcW w:type="dxa" w:w="1191"/>
-          </w:tcPr>
-          <w:p>
-            <w:r>
-              <w:rPr>
-                <w:b w:val="0"/>
-                <w:i w:val="0"/>
-                <w:color w:val="64748B"/>
-                <w:sz w:val="16"/>
-              </w:rPr>
-              <w:t>Natif SuSo</w:t>
-            </w:r>
-          </w:p>
-        </w:tc>
-        <w:tc>
-          <w:tcPr>
-            <w:tcW w:type="dxa" w:w="4706"/>
-          </w:tcPr>
-          <w:p>
-            <w:r>
-              <w:rPr>
-                <w:b w:val="0"/>
-                <w:i w:val="0"/>
-                <w:sz w:val="17"/>
-              </w:rPr>
-              <w:t>Attention : Le ménage est sensé avoir une entreprise non agricole. Veuillez revérifier</w:t>
-            </w:r>
-          </w:p>
-        </w:tc>
-      </w:tr>
-      <w:tr>
-        <w:tc>
-          <w:tcPr>
-            <w:tcW w:type="dxa" w:w="964"/>
-          </w:tcPr>
-          <w:p>
-            <w:r>
-              <w:rPr>
-                <w:b/>
-                <w:i w:val="0"/>
-                <w:color w:val="EA580C"/>
-                <w:sz w:val="16"/>
-              </w:rPr>
-              <w:t>Moyenne</w:t>
-            </w:r>
-          </w:p>
-        </w:tc>
-        <w:tc>
-          <w:tcPr>
-            <w:tcW w:type="dxa" w:w="1247"/>
-          </w:tcPr>
-          <w:p>
-            <w:r>
-              <w:rPr>
-                <w:b/>
-                <w:i w:val="0"/>
-                <w:sz w:val="16"/>
-              </w:rPr>
-              <w:t>S10</w:t>
-              <w:br/>
-            </w:r>
-            <w:r>
-              <w:rPr>
-                <w:b w:val="0"/>
-                <w:i w:val="0"/>
-                <w:color w:val="64748B"/>
-                <w:sz w:val="14"/>
-              </w:rPr>
-              <w:t>Logement</w:t>
-            </w:r>
-          </w:p>
-        </w:tc>
-        <w:tc>
-          <w:tcPr>
-            <w:tcW w:type="dxa" w:w="1531"/>
-          </w:tcPr>
-          <w:p>
-            <w:r>
-              <w:rPr>
-                <w:b/>
-                <w:i w:val="0"/>
-                <w:color w:val="16A34A"/>
-                <w:sz w:val="16"/>
-              </w:rPr>
-              <w:t>s10q10, s04q46, s04q14, s10q02</w:t>
-            </w:r>
-          </w:p>
-        </w:tc>
-        <w:tc>
-          <w:tcPr>
-            <w:tcW w:type="dxa" w:w="1191"/>
-          </w:tcPr>
-          <w:p>
-            <w:r>
-              <w:rPr>
-                <w:b w:val="0"/>
-                <w:i w:val="0"/>
-                <w:color w:val="64748B"/>
-                <w:sz w:val="16"/>
-              </w:rPr>
-              <w:t>Natif SuSo</w:t>
-            </w:r>
-          </w:p>
-        </w:tc>
-        <w:tc>
-          <w:tcPr>
-            <w:tcW w:type="dxa" w:w="4706"/>
-          </w:tcPr>
-          <w:p>
-            <w:r>
-              <w:rPr>
-                <w:b w:val="0"/>
-                <w:i w:val="0"/>
-                <w:sz w:val="17"/>
-              </w:rPr>
               <w:t>Erreur! Un membre a la catégorie socio-professionelle de contribuer à une entreprise familiale (s04q46 == 9 ou s04q14==1) mais sans que le ménage ait une entreprise (s10q02 à s10q10). Vérifier</w:t>
-            </w:r>
-          </w:p>
-        </w:tc>
-      </w:tr>
-      <w:tr>
-        <w:tc>
-          <w:tcPr>
-            <w:tcW w:type="dxa" w:w="964"/>
-          </w:tcPr>
-          <w:p>
-            <w:r>
-              <w:rPr>
-                <w:b/>
-                <w:i w:val="0"/>
-                <w:color w:val="EA580C"/>
-                <w:sz w:val="16"/>
-              </w:rPr>
-              <w:t>Moyenne</w:t>
-            </w:r>
-          </w:p>
-        </w:tc>
-        <w:tc>
-          <w:tcPr>
-            <w:tcW w:type="dxa" w:w="1247"/>
-          </w:tcPr>
-          <w:p>
-            <w:r>
-              <w:rPr>
-                <w:b/>
-                <w:i w:val="0"/>
-                <w:sz w:val="16"/>
-              </w:rPr>
-              <w:t>S13</w:t>
-              <w:br/>
-            </w:r>
-            <w:r>
-              <w:rPr>
-                <w:b w:val="0"/>
-                <w:i w:val="0"/>
-                <w:color w:val="64748B"/>
-                <w:sz w:val="14"/>
-              </w:rPr>
-              <w:t>Transferts</w:t>
-            </w:r>
-          </w:p>
-        </w:tc>
-        <w:tc>
-          <w:tcPr>
-            <w:tcW w:type="dxa" w:w="1531"/>
-          </w:tcPr>
-          <w:p>
-            <w:r>
-              <w:rPr>
-                <w:b/>
-                <w:i w:val="0"/>
-                <w:color w:val="16A34A"/>
-                <w:sz w:val="16"/>
-              </w:rPr>
-              <w:t>s00q07a, s00q08, s00q10, s00q13_0, s00q15_0, s00q17_0, s00q23a, s00q23b</w:t>
-            </w:r>
-          </w:p>
-        </w:tc>
-        <w:tc>
-          <w:tcPr>
-            <w:tcW w:type="dxa" w:w="1191"/>
-          </w:tcPr>
-          <w:p>
-            <w:r>
-              <w:rPr>
-                <w:b w:val="0"/>
-                <w:i w:val="0"/>
-                <w:color w:val="64748B"/>
-                <w:sz w:val="16"/>
-              </w:rPr>
-              <w:t>GT-CQ</w:t>
-            </w:r>
-          </w:p>
-        </w:tc>
-        <w:tc>
-          <w:tcPr>
-            <w:tcW w:type="dxa" w:w="4706"/>
-          </w:tcPr>
-          <w:p>
-            <w:r>
-              <w:rPr>
-                <w:b w:val="0"/>
-                <w:i w:val="0"/>
-                <w:sz w:val="17"/>
-              </w:rPr>
-              <w:t>L'enquêteur prière de fournir d'effort pour avoir le niveau d'étude et l'âge de celui qui a envoyé/donné de l'argent dans la section 13a (Transfert reçu).</w:t>
             </w:r>
           </w:p>
         </w:tc>
